--- a/טבלת_שינויים_מאושרים_לפיתוח.docx
+++ b/טבלת_שינויים_מאושרים_לפיתוח.docx
@@ -27,7 +27,7 @@
         <w:spacing w:after="120"/>
       </w:pPr>
       <w:r>
-        <w:t>מסמך זה מרכז את כלל ההערות מקובצי המוקאפ המוערים בתיקיות טובה, נורית ושרון (כולל לימור), שורה לכל פעולה. לכל פעולה נקבעה החלטה — לפיתוח, backlog או בוטל — וטור סיבה המנמק אותה. המוקאפ הקיים בתוספת הפעולות המסומנות "לפיתוח" מהווים את ההגדרה המאושרת לפיתוח.</w:t>
+        <w:t>מסמך זה מרכז את כלל ההערות מקובצי המוקאפ המוערים בתיקיות טובה, נורית ושרון (כולל לימור), שורה לכל פעולה. לכל פעולה נקבעה החלטה — לפיתוח, לעתיד או בוטל — וטור סיבה המנמק אותה. המוקאפ הקיים בתוספת הפעולות המסומנות "לפיתוח" מהווים את ההגדרה המאושרת לפיתוח.</w:t>
       </w:r>
     </w:p>
     <w:tbl>
@@ -147,7 +147,7 @@
                 <w:sz w:val="18"/>
                 <w:szCs w:val="18"/>
               </w:rPr>
-              <w:t>backlog</w:t>
+              <w:t>לעתיד</w:t>
             </w:r>
           </w:p>
         </w:tc>
@@ -4012,7 +4012,7 @@
                 <w:sz w:val="18"/>
                 <w:szCs w:val="18"/>
               </w:rPr>
-              <w:t>הוספת נתוני מאמנות/מדריכות לשני כרטיסי ה-KPI הימניים</w:t>
+              <w:t>הוספת נתוני מאמנות/מדריכות לשני כרטיסי המדד הימניים</w:t>
             </w:r>
           </w:p>
         </w:tc>
@@ -4679,15 +4679,7 @@
                 <w:sz w:val="18"/>
                 <w:szCs w:val="18"/>
               </w:rPr>
-              <w:t xml:space="preserve">הנתונים זמינים ברמת הענף (dwh_aa_fact_trainers); </w:t>
-            </w:r>
-            <w:r>
-              <w:rPr>
-                <w:rFonts w:hint="cs"/>
-                <w:sz w:val="18"/>
-                <w:szCs w:val="18"/>
-              </w:rPr>
-              <w:t>הגרף יהיה בתצוגת ברירת המחדל שלו מצומצם</w:t>
+              <w:t>הנתונים זמינים ברמת הענף; הגרף יוצג בברירת מחדל בתצוגה מצומצמת.</w:t>
             </w:r>
           </w:p>
         </w:tc>
@@ -6307,7 +6299,7 @@
         <w:rPr>
           <w:color w:val="1F3F6D"/>
         </w:rPr>
-        <w:t>דשבורד נשים — הבהרות, Backlog וביטולים (11 פעולות)</w:t>
+        <w:t>דשבורד נשים — הבהרות, לעתיד וביטולים (11 פעולות)</w:t>
       </w:r>
     </w:p>
     <w:tbl>
@@ -8212,7 +8204,7 @@
                 <w:sz w:val="18"/>
                 <w:szCs w:val="18"/>
               </w:rPr>
-              <w:t>backlog</w:t>
+              <w:t>לעתיד</w:t>
             </w:r>
           </w:p>
         </w:tc>
@@ -8238,7 +8230,7 @@
                 <w:sz w:val="18"/>
                 <w:szCs w:val="18"/>
               </w:rPr>
-              <w:t xml:space="preserve">תוספת יכולת פירוט (פריסת המדד לרמת ענף בתוך רשות) הדורשת בחינת היתכנות; מיועד ל-Backlog</w:t>
+              <w:t>תוספת יכולת פירוט (פריסת המדד לרמת ענף בתוך רשות) הדורשת בחינת היתכנות; מיועד ל-לעתיד</w:t>
             </w:r>
           </w:p>
         </w:tc>
@@ -8463,7 +8455,7 @@
                 <w:sz w:val="18"/>
                 <w:szCs w:val="18"/>
               </w:rPr>
-              <w:t>הכרטיס העליון מציג תמונת מצב נוכחית (snapshot), בעוד כרטיס זה מציג מגמת שימור לאורך זמן (time-series)</w:t>
+              <w:t>הכרטיס העליון מציג תמונת מצב נוכחית, בעוד כרטיס זה מציג מגמת שימור לאורך זמן.</w:t>
             </w:r>
           </w:p>
         </w:tc>
@@ -8601,7 +8593,7 @@
                 <w:sz w:val="18"/>
                 <w:szCs w:val="18"/>
               </w:rPr>
-              <w:t>אין להוסיף כרטיס KPI ייעודי למנכ"ליות/יו"ר</w:t>
+              <w:t>אין להוסיף כרטיס מדד ייעודי למנכ"ליות/יו"ר</w:t>
             </w:r>
           </w:p>
         </w:tc>
@@ -9358,7 +9350,7 @@
                 <w:sz w:val="18"/>
                 <w:szCs w:val="18"/>
               </w:rPr>
-              <w:t xml:space="preserve">תוספת יכולת פירוט (מעבר מרמת תחרות לחלוקה לפי ענף).</w:t>
+              <w:t>התקבלה החלופה שבהערה — במקום מעבר בלחיצה, הדשבורד כבר מציג את שיעור המיקומים הגבוהים גם לפי ענף וגם לפי רמת תחרות; הפירוט לפי ענף זמין ישירות.</w:t>
             </w:r>
           </w:p>
         </w:tc>
@@ -9417,7 +9409,7 @@
                 <w:sz w:val="16"/>
                 <w:szCs w:val="16"/>
               </w:rPr>
-              <w:t xml:space="preserve">כמות תחרויות (KPI)</w:t>
+              <w:t>כמות תחרויות (מדד)</w:t>
             </w:r>
           </w:p>
         </w:tc>
@@ -9571,7 +9563,7 @@
         <w:rPr>
           <w:color w:val="1F3F6D"/>
         </w:rPr>
-        <w:t>דשבורד הישגיות אישי — הבהרות, Backlog וביטולים (4 פעולות)</w:t>
+        <w:t>דשבורד הישגיות אישי — הבהרות, לעתיד וביטולים (4 פעולות)</w:t>
       </w:r>
     </w:p>
     <w:tbl>
@@ -10648,13 +10640,13 @@
         <w:rPr>
           <w:color w:val="1F3F6D"/>
         </w:rPr>
-        <w:t>דשבורד הישגיות — קבוצתי</w:t>
+        <w:t>דשבורד הישגיות קבוצתי — לפיתוח (10 פעולות)</w:t>
       </w:r>
     </w:p>
     <w:tbl>
       <w:tblPr>
         <w:bidiVisual/>
-        <w:tblW w:w="10350" w:type="dxa"/>
+        <w:tblW w:w="9740" w:type="dxa"/>
         <w:tblBorders>
           <w:top w:val="single" w:sz="4" w:space="0" w:color="auto"/>
           <w:left w:val="single" w:sz="4" w:space="0" w:color="auto"/>
@@ -10663,6 +10655,7 @@
           <w:insideH w:val="single" w:sz="4" w:space="0" w:color="auto"/>
           <w:insideV w:val="single" w:sz="4" w:space="0" w:color="auto"/>
         </w:tblBorders>
+        <w:tblLayout w:type="fixed"/>
         <w:tblCellMar>
           <w:left w:w="10" w:type="dxa"/>
           <w:right w:w="10" w:type="dxa"/>
@@ -10670,18 +10663,18 @@
         <w:tblLook w:val="0000" w:firstRow="0" w:lastRow="0" w:firstColumn="0" w:lastColumn="0" w:noHBand="0" w:noVBand="0"/>
       </w:tblPr>
       <w:tblGrid>
-        <w:gridCol w:w="2400"/>
-        <w:gridCol w:w="4900"/>
-        <w:gridCol w:w="1300"/>
-        <w:gridCol w:w="1750"/>
+        <w:gridCol w:w="480"/>
+        <w:gridCol w:w="1650"/>
+        <w:gridCol w:w="2050"/>
+        <w:gridCol w:w="2050"/>
+        <w:gridCol w:w="780"/>
+        <w:gridCol w:w="880"/>
+        <w:gridCol w:w="1850"/>
       </w:tblGrid>
       <w:tr>
-        <w:trPr>
-          <w:tblHeader/>
-        </w:trPr>
-        <w:tc>
-          <w:tcPr>
-            <w:tcW w:w="2400" w:type="dxa"/>
+        <w:tc>
+          <w:tcPr>
+            <w:tcW w:w="480" w:type="dxa"/>
             <w:tcBorders>
               <w:top w:val="single" w:sz="4" w:space="0" w:color="BBBBBB"/>
               <w:left w:val="single" w:sz="4" w:space="0" w:color="BBBBBB"/>
@@ -10708,13 +10701,13 @@
                 <w:sz w:val="19"/>
                 <w:szCs w:val="19"/>
               </w:rPr>
-              <w:t>התרשים</w:t>
-            </w:r>
-          </w:p>
-        </w:tc>
-        <w:tc>
-          <w:tcPr>
-            <w:tcW w:w="4900" w:type="dxa"/>
+              <w:t>כרטיס</w:t>
+            </w:r>
+          </w:p>
+        </w:tc>
+        <w:tc>
+          <w:tcPr>
+            <w:tcW w:w="1650" w:type="dxa"/>
             <w:tcBorders>
               <w:top w:val="single" w:sz="4" w:space="0" w:color="BBBBBB"/>
               <w:left w:val="single" w:sz="4" w:space="0" w:color="BBBBBB"/>
@@ -10741,13 +10734,13 @@
                 <w:sz w:val="19"/>
                 <w:szCs w:val="19"/>
               </w:rPr>
-              <w:t>השינוי המבוקש</w:t>
-            </w:r>
-          </w:p>
-        </w:tc>
-        <w:tc>
-          <w:tcPr>
-            <w:tcW w:w="1300" w:type="dxa"/>
+              <w:t>התרשים (כותרת נוכחית)</w:t>
+            </w:r>
+          </w:p>
+        </w:tc>
+        <w:tc>
+          <w:tcPr>
+            <w:tcW w:w="2050" w:type="dxa"/>
             <w:tcBorders>
               <w:top w:val="single" w:sz="4" w:space="0" w:color="BBBBBB"/>
               <w:left w:val="single" w:sz="4" w:space="0" w:color="BBBBBB"/>
@@ -10774,13 +10767,13 @@
                 <w:sz w:val="19"/>
                 <w:szCs w:val="19"/>
               </w:rPr>
-              <w:t>מקור</w:t>
-            </w:r>
-          </w:p>
-        </w:tc>
-        <w:tc>
-          <w:tcPr>
-            <w:tcW w:w="1750" w:type="dxa"/>
+              <w:t>ההערה המקורית (ציטוט)</w:t>
+            </w:r>
+          </w:p>
+        </w:tc>
+        <w:tc>
+          <w:tcPr>
+            <w:tcW w:w="2050" w:type="dxa"/>
             <w:tcBorders>
               <w:top w:val="single" w:sz="4" w:space="0" w:color="BBBBBB"/>
               <w:left w:val="single" w:sz="4" w:space="0" w:color="BBBBBB"/>
@@ -10807,7 +10800,106 @@
                 <w:sz w:val="19"/>
                 <w:szCs w:val="19"/>
               </w:rPr>
-              <w:t>סטטוס</w:t>
+              <w:t>הפעולה המבוקשת</w:t>
+            </w:r>
+          </w:p>
+        </w:tc>
+        <w:tc>
+          <w:tcPr>
+            <w:tcW w:w="780" w:type="dxa"/>
+            <w:tcBorders>
+              <w:top w:val="single" w:sz="4" w:space="0" w:color="BBBBBB"/>
+              <w:left w:val="single" w:sz="4" w:space="0" w:color="BBBBBB"/>
+              <w:bottom w:val="single" w:sz="4" w:space="0" w:color="BBBBBB"/>
+              <w:right w:val="single" w:sz="4" w:space="0" w:color="BBBBBB"/>
+            </w:tcBorders>
+            <w:shd w:val="clear" w:color="auto" w:fill="1F3F6D"/>
+            <w:tcMar>
+              <w:top w:w="60" w:type="dxa"/>
+              <w:left w:w="90" w:type="dxa"/>
+              <w:bottom w:w="60" w:type="dxa"/>
+              <w:right w:w="90" w:type="dxa"/>
+            </w:tcMar>
+          </w:tcPr>
+          <w:p>
+            <w:pPr>
+              <w:jc w:val="center"/>
+            </w:pPr>
+            <w:r>
+              <w:rPr>
+                <w:b/>
+                <w:bCs/>
+                <w:color w:val="FFFFFF"/>
+                <w:sz w:val="19"/>
+                <w:szCs w:val="19"/>
+              </w:rPr>
+              <w:t>מקור</w:t>
+            </w:r>
+          </w:p>
+        </w:tc>
+        <w:tc>
+          <w:tcPr>
+            <w:tcW w:w="880" w:type="dxa"/>
+            <w:tcBorders>
+              <w:top w:val="single" w:sz="4" w:space="0" w:color="BBBBBB"/>
+              <w:left w:val="single" w:sz="4" w:space="0" w:color="BBBBBB"/>
+              <w:bottom w:val="single" w:sz="4" w:space="0" w:color="BBBBBB"/>
+              <w:right w:val="single" w:sz="4" w:space="0" w:color="BBBBBB"/>
+            </w:tcBorders>
+            <w:shd w:val="clear" w:color="auto" w:fill="1F3F6D"/>
+            <w:tcMar>
+              <w:top w:w="60" w:type="dxa"/>
+              <w:left w:w="90" w:type="dxa"/>
+              <w:bottom w:w="60" w:type="dxa"/>
+              <w:right w:w="90" w:type="dxa"/>
+            </w:tcMar>
+          </w:tcPr>
+          <w:p>
+            <w:pPr>
+              <w:jc w:val="center"/>
+            </w:pPr>
+            <w:r>
+              <w:rPr>
+                <w:b/>
+                <w:bCs/>
+                <w:color w:val="FFFFFF"/>
+                <w:sz w:val="19"/>
+                <w:szCs w:val="19"/>
+              </w:rPr>
+              <w:t>החלטה</w:t>
+            </w:r>
+          </w:p>
+        </w:tc>
+        <w:tc>
+          <w:tcPr>
+            <w:tcW w:w="1850" w:type="dxa"/>
+            <w:tcBorders>
+              <w:top w:val="single" w:sz="4" w:space="0" w:color="BBBBBB"/>
+              <w:left w:val="single" w:sz="4" w:space="0" w:color="BBBBBB"/>
+              <w:bottom w:val="single" w:sz="4" w:space="0" w:color="BBBBBB"/>
+              <w:right w:val="single" w:sz="4" w:space="0" w:color="BBBBBB"/>
+            </w:tcBorders>
+            <w:shd w:val="clear" w:color="auto" w:fill="1F3F6D"/>
+            <w:tcMar>
+              <w:top w:w="60" w:type="dxa"/>
+              <w:left w:w="90" w:type="dxa"/>
+              <w:bottom w:w="60" w:type="dxa"/>
+              <w:right w:w="90" w:type="dxa"/>
+            </w:tcMar>
+          </w:tcPr>
+          <w:p>
+            <w:pPr>
+              <w:jc w:val="center"/>
+            </w:pPr>
+            <w:r>
+              <w:rPr>
+                <w:b/>
+                <w:bCs/>
+                <w:color w:val="FFFFFF"/>
+                <w:sz w:val="19"/>
+                <w:szCs w:val="19"/>
+              </w:rPr>
+              <w:t>סיבה</w:t>
             </w:r>
           </w:p>
         </w:tc>
@@ -10815,90 +10907,145 @@
       <w:tr>
         <w:tc>
           <w:tcPr>
-            <w:tcW w:w="2400" w:type="dxa"/>
-            <w:tcBorders>
-              <w:top w:val="single" w:sz="4" w:space="0" w:color="BBBBBB"/>
-              <w:left w:val="single" w:sz="4" w:space="0" w:color="BBBBBB"/>
-              <w:bottom w:val="single" w:sz="4" w:space="0" w:color="BBBBBB"/>
-              <w:right w:val="single" w:sz="4" w:space="0" w:color="BBBBBB"/>
-            </w:tcBorders>
-            <w:tcMar>
-              <w:top w:w="60" w:type="dxa"/>
-              <w:left w:w="90" w:type="dxa"/>
-              <w:bottom w:w="60" w:type="dxa"/>
-              <w:right w:w="90" w:type="dxa"/>
-            </w:tcMar>
-          </w:tcPr>
-          <w:p>
-            <w:r>
-              <w:rPr>
-                <w:b/>
-                <w:bCs/>
-                <w:sz w:val="18"/>
-                <w:szCs w:val="18"/>
-              </w:rPr>
-              <w:t>תקציב לפי ענף</w:t>
-            </w:r>
-          </w:p>
-        </w:tc>
-        <w:tc>
-          <w:tcPr>
-            <w:tcW w:w="4900" w:type="dxa"/>
-            <w:tcBorders>
-              <w:top w:val="single" w:sz="4" w:space="0" w:color="BBBBBB"/>
-              <w:left w:val="single" w:sz="4" w:space="0" w:color="BBBBBB"/>
-              <w:bottom w:val="single" w:sz="4" w:space="0" w:color="BBBBBB"/>
-              <w:right w:val="single" w:sz="4" w:space="0" w:color="BBBBBB"/>
-            </w:tcBorders>
-            <w:tcMar>
-              <w:top w:w="60" w:type="dxa"/>
-              <w:left w:w="90" w:type="dxa"/>
-              <w:bottom w:w="60" w:type="dxa"/>
-              <w:right w:w="90" w:type="dxa"/>
-            </w:tcMar>
-          </w:tcPr>
-          <w:p>
-            <w:r>
-              <w:rPr>
-                <w:sz w:val="18"/>
-                <w:szCs w:val="18"/>
-              </w:rPr>
-              <w:t>רשומות הישג = כניסות לתחרות; להוסיף לסינונים את תנאי הסף החדשים.</w:t>
-            </w:r>
-          </w:p>
-        </w:tc>
-        <w:tc>
-          <w:tcPr>
-            <w:tcW w:w="1300" w:type="dxa"/>
-            <w:tcBorders>
-              <w:top w:val="single" w:sz="4" w:space="0" w:color="BBBBBB"/>
-              <w:left w:val="single" w:sz="4" w:space="0" w:color="BBBBBB"/>
-              <w:bottom w:val="single" w:sz="4" w:space="0" w:color="BBBBBB"/>
-              <w:right w:val="single" w:sz="4" w:space="0" w:color="BBBBBB"/>
-            </w:tcBorders>
-            <w:tcMar>
-              <w:top w:w="60" w:type="dxa"/>
-              <w:left w:w="90" w:type="dxa"/>
-              <w:bottom w:w="60" w:type="dxa"/>
-              <w:right w:w="90" w:type="dxa"/>
-            </w:tcMar>
-          </w:tcPr>
-          <w:p>
-            <w:pPr>
-              <w:jc w:val="center"/>
-            </w:pPr>
-            <w:r>
-              <w:rPr>
-                <w:sz w:val="18"/>
-                <w:szCs w:val="18"/>
-              </w:rPr>
-              <w:t>טובה</w:t>
-            </w:r>
-          </w:p>
-        </w:tc>
-        <w:tc>
-          <w:tcPr>
-            <w:tcW w:w="1750" w:type="dxa"/>
+            <w:tcW w:w="480" w:type="dxa"/>
+            <w:tcBorders>
+              <w:top w:val="single" w:sz="4" w:space="0" w:color="BBBBBB"/>
+              <w:left w:val="single" w:sz="4" w:space="0" w:color="BBBBBB"/>
+              <w:bottom w:val="single" w:sz="4" w:space="0" w:color="BBBBBB"/>
+              <w:right w:val="single" w:sz="4" w:space="0" w:color="BBBBBB"/>
+            </w:tcBorders>
+            <w:tcMar>
+              <w:top w:w="60" w:type="dxa"/>
+              <w:left w:w="90" w:type="dxa"/>
+              <w:bottom w:w="60" w:type="dxa"/>
+              <w:right w:w="90" w:type="dxa"/>
+            </w:tcMar>
+          </w:tcPr>
+          <w:p>
+            <w:pPr>
+              <w:jc w:val="center"/>
+            </w:pPr>
+            <w:r>
+              <w:rPr>
+                <w:b/>
+                <w:bCs/>
+                <w:sz w:val="18"/>
+                <w:szCs w:val="18"/>
+              </w:rPr>
+              <w:t xml:space="preserve">t1</w:t>
+            </w:r>
+          </w:p>
+        </w:tc>
+        <w:tc>
+          <w:tcPr>
+            <w:tcW w:w="1650" w:type="dxa"/>
+            <w:tcBorders>
+              <w:top w:val="single" w:sz="4" w:space="0" w:color="BBBBBB"/>
+              <w:left w:val="single" w:sz="4" w:space="0" w:color="BBBBBB"/>
+              <w:bottom w:val="single" w:sz="4" w:space="0" w:color="BBBBBB"/>
+              <w:right w:val="single" w:sz="4" w:space="0" w:color="BBBBBB"/>
+            </w:tcBorders>
+            <w:tcMar>
+              <w:top w:w="60" w:type="dxa"/>
+              <w:left w:w="90" w:type="dxa"/>
+              <w:bottom w:w="60" w:type="dxa"/>
+              <w:right w:w="90" w:type="dxa"/>
+            </w:tcMar>
+          </w:tcPr>
+          <w:p>
+            <w:r>
+              <w:rPr>
+                <w:sz w:val="16"/>
+                <w:szCs w:val="16"/>
+              </w:rPr>
+              <w:t xml:space="preserve">תקציב לפי ענף</w:t>
+            </w:r>
+          </w:p>
+        </w:tc>
+        <w:tc>
+          <w:tcPr>
+            <w:tcW w:w="2050" w:type="dxa"/>
+            <w:tcBorders>
+              <w:top w:val="single" w:sz="4" w:space="0" w:color="BBBBBB"/>
+              <w:left w:val="single" w:sz="4" w:space="0" w:color="BBBBBB"/>
+              <w:bottom w:val="single" w:sz="4" w:space="0" w:color="BBBBBB"/>
+              <w:right w:val="single" w:sz="4" w:space="0" w:color="BBBBBB"/>
+            </w:tcBorders>
+            <w:tcMar>
+              <w:top w:w="60" w:type="dxa"/>
+              <w:left w:w="90" w:type="dxa"/>
+              <w:bottom w:w="60" w:type="dxa"/>
+              <w:right w:w="90" w:type="dxa"/>
+            </w:tcMar>
+          </w:tcPr>
+          <w:p>
+            <w:r>
+              <w:rPr>
+                <w:sz w:val="18"/>
+                <w:szCs w:val="18"/>
+              </w:rPr>
+              <w:t xml:space="preserve">רשומות הישג = כניסות לתחרות; להוסיף לסינונים את תנאי הסף החדשים.</w:t>
+            </w:r>
+          </w:p>
+        </w:tc>
+        <w:tc>
+          <w:tcPr>
+            <w:tcW w:w="2050" w:type="dxa"/>
+            <w:tcBorders>
+              <w:top w:val="single" w:sz="4" w:space="0" w:color="BBBBBB"/>
+              <w:left w:val="single" w:sz="4" w:space="0" w:color="BBBBBB"/>
+              <w:bottom w:val="single" w:sz="4" w:space="0" w:color="BBBBBB"/>
+              <w:right w:val="single" w:sz="4" w:space="0" w:color="BBBBBB"/>
+            </w:tcBorders>
+            <w:tcMar>
+              <w:top w:w="60" w:type="dxa"/>
+              <w:left w:w="90" w:type="dxa"/>
+              <w:bottom w:w="60" w:type="dxa"/>
+              <w:right w:w="90" w:type="dxa"/>
+            </w:tcMar>
+          </w:tcPr>
+          <w:p>
+            <w:r>
+              <w:rPr>
+                <w:sz w:val="18"/>
+                <w:szCs w:val="18"/>
+              </w:rPr>
+              <w:t xml:space="preserve">הבהרת בסיס הספירה (רשומת הישג = כניסה לתחרות) והוספת תנאי הסף החדשים לסרגל המסננים.</w:t>
+            </w:r>
+          </w:p>
+        </w:tc>
+        <w:tc>
+          <w:tcPr>
+            <w:tcW w:w="780" w:type="dxa"/>
+            <w:tcBorders>
+              <w:top w:val="single" w:sz="4" w:space="0" w:color="BBBBBB"/>
+              <w:left w:val="single" w:sz="4" w:space="0" w:color="BBBBBB"/>
+              <w:bottom w:val="single" w:sz="4" w:space="0" w:color="BBBBBB"/>
+              <w:right w:val="single" w:sz="4" w:space="0" w:color="BBBBBB"/>
+            </w:tcBorders>
+            <w:tcMar>
+              <w:top w:w="60" w:type="dxa"/>
+              <w:left w:w="90" w:type="dxa"/>
+              <w:bottom w:w="60" w:type="dxa"/>
+              <w:right w:w="90" w:type="dxa"/>
+            </w:tcMar>
+          </w:tcPr>
+          <w:p>
+            <w:pPr>
+              <w:jc w:val="center"/>
+            </w:pPr>
+            <w:r>
+              <w:rPr>
+                <w:sz w:val="16"/>
+                <w:szCs w:val="16"/>
+              </w:rPr>
+              <w:t xml:space="preserve">טובה</w:t>
+            </w:r>
+          </w:p>
+        </w:tc>
+        <w:tc>
+          <w:tcPr>
+            <w:tcW w:w="880" w:type="dxa"/>
             <w:tcBorders>
               <w:top w:val="single" w:sz="4" w:space="0" w:color="BBBBBB"/>
               <w:left w:val="single" w:sz="4" w:space="0" w:color="BBBBBB"/>
@@ -10919,10 +11066,38 @@
             </w:pPr>
             <w:r>
               <w:rPr>
-                <w:sz w:val="18"/>
-                <w:szCs w:val="18"/>
-              </w:rPr>
-              <w:t>לפיתוח</w:t>
+                <w:b/>
+                <w:bCs/>
+                <w:sz w:val="18"/>
+                <w:szCs w:val="18"/>
+              </w:rPr>
+              <w:t xml:space="preserve">לפיתוח</w:t>
+            </w:r>
+          </w:p>
+        </w:tc>
+        <w:tc>
+          <w:tcPr>
+            <w:tcW w:w="1850" w:type="dxa"/>
+            <w:tcBorders>
+              <w:top w:val="single" w:sz="4" w:space="0" w:color="BBBBBB"/>
+              <w:left w:val="single" w:sz="4" w:space="0" w:color="BBBBBB"/>
+              <w:bottom w:val="single" w:sz="4" w:space="0" w:color="BBBBBB"/>
+              <w:right w:val="single" w:sz="4" w:space="0" w:color="BBBBBB"/>
+            </w:tcBorders>
+            <w:tcMar>
+              <w:top w:w="60" w:type="dxa"/>
+              <w:left w:w="90" w:type="dxa"/>
+              <w:bottom w:w="60" w:type="dxa"/>
+              <w:right w:w="90" w:type="dxa"/>
+            </w:tcMar>
+          </w:tcPr>
+          <w:p>
+            <w:r>
+              <w:rPr>
+                <w:sz w:val="18"/>
+                <w:szCs w:val="18"/>
+              </w:rPr>
+              <w:t>תנאי הסף מיושם במערכת באמצעות הגדרת קבוצות גודל; ללא תלות בגורם חיצוני.</w:t>
             </w:r>
           </w:p>
         </w:tc>
@@ -10930,90 +11105,145 @@
       <w:tr>
         <w:tc>
           <w:tcPr>
-            <w:tcW w:w="2400" w:type="dxa"/>
-            <w:tcBorders>
-              <w:top w:val="single" w:sz="4" w:space="0" w:color="BBBBBB"/>
-              <w:left w:val="single" w:sz="4" w:space="0" w:color="BBBBBB"/>
-              <w:bottom w:val="single" w:sz="4" w:space="0" w:color="BBBBBB"/>
-              <w:right w:val="single" w:sz="4" w:space="0" w:color="BBBBBB"/>
-            </w:tcBorders>
-            <w:tcMar>
-              <w:top w:w="60" w:type="dxa"/>
-              <w:left w:w="90" w:type="dxa"/>
-              <w:bottom w:w="60" w:type="dxa"/>
-              <w:right w:w="90" w:type="dxa"/>
-            </w:tcMar>
-          </w:tcPr>
-          <w:p>
-            <w:r>
-              <w:rPr>
-                <w:b/>
-                <w:bCs/>
-                <w:sz w:val="18"/>
-                <w:szCs w:val="18"/>
-              </w:rPr>
-              <w:t>מיקום ממוצע לפי ענף</w:t>
-            </w:r>
-          </w:p>
-        </w:tc>
-        <w:tc>
-          <w:tcPr>
-            <w:tcW w:w="4900" w:type="dxa"/>
-            <w:tcBorders>
-              <w:top w:val="single" w:sz="4" w:space="0" w:color="BBBBBB"/>
-              <w:left w:val="single" w:sz="4" w:space="0" w:color="BBBBBB"/>
-              <w:bottom w:val="single" w:sz="4" w:space="0" w:color="BBBBBB"/>
-              <w:right w:val="single" w:sz="4" w:space="0" w:color="BBBBBB"/>
-            </w:tcBorders>
-            <w:tcMar>
-              <w:top w:w="60" w:type="dxa"/>
-              <w:left w:w="90" w:type="dxa"/>
-              <w:bottom w:w="60" w:type="dxa"/>
-              <w:right w:w="90" w:type="dxa"/>
-            </w:tcMar>
-          </w:tcPr>
-          <w:p>
-            <w:r>
-              <w:rPr>
-                <w:sz w:val="18"/>
-                <w:szCs w:val="18"/>
-              </w:rPr>
-              <w:t>להוסיף "מיקום הכי רע"; לוודא שהצבעים מבטאים ‏breakpoint‏ (אם בכלל).</w:t>
-            </w:r>
-          </w:p>
-        </w:tc>
-        <w:tc>
-          <w:tcPr>
-            <w:tcW w:w="1300" w:type="dxa"/>
-            <w:tcBorders>
-              <w:top w:val="single" w:sz="4" w:space="0" w:color="BBBBBB"/>
-              <w:left w:val="single" w:sz="4" w:space="0" w:color="BBBBBB"/>
-              <w:bottom w:val="single" w:sz="4" w:space="0" w:color="BBBBBB"/>
-              <w:right w:val="single" w:sz="4" w:space="0" w:color="BBBBBB"/>
-            </w:tcBorders>
-            <w:tcMar>
-              <w:top w:w="60" w:type="dxa"/>
-              <w:left w:w="90" w:type="dxa"/>
-              <w:bottom w:w="60" w:type="dxa"/>
-              <w:right w:w="90" w:type="dxa"/>
-            </w:tcMar>
-          </w:tcPr>
-          <w:p>
-            <w:pPr>
-              <w:jc w:val="center"/>
-            </w:pPr>
-            <w:r>
-              <w:rPr>
-                <w:sz w:val="18"/>
-                <w:szCs w:val="18"/>
-              </w:rPr>
-              <w:t>טובה</w:t>
-            </w:r>
-          </w:p>
-        </w:tc>
-        <w:tc>
-          <w:tcPr>
-            <w:tcW w:w="1750" w:type="dxa"/>
+            <w:tcW w:w="480" w:type="dxa"/>
+            <w:tcBorders>
+              <w:top w:val="single" w:sz="4" w:space="0" w:color="BBBBBB"/>
+              <w:left w:val="single" w:sz="4" w:space="0" w:color="BBBBBB"/>
+              <w:bottom w:val="single" w:sz="4" w:space="0" w:color="BBBBBB"/>
+              <w:right w:val="single" w:sz="4" w:space="0" w:color="BBBBBB"/>
+            </w:tcBorders>
+            <w:tcMar>
+              <w:top w:w="60" w:type="dxa"/>
+              <w:left w:w="90" w:type="dxa"/>
+              <w:bottom w:w="60" w:type="dxa"/>
+              <w:right w:w="90" w:type="dxa"/>
+            </w:tcMar>
+          </w:tcPr>
+          <w:p>
+            <w:pPr>
+              <w:jc w:val="center"/>
+            </w:pPr>
+            <w:r>
+              <w:rPr>
+                <w:b/>
+                <w:bCs/>
+                <w:sz w:val="18"/>
+                <w:szCs w:val="18"/>
+              </w:rPr>
+              <w:t xml:space="preserve">t2</w:t>
+            </w:r>
+          </w:p>
+        </w:tc>
+        <w:tc>
+          <w:tcPr>
+            <w:tcW w:w="1650" w:type="dxa"/>
+            <w:tcBorders>
+              <w:top w:val="single" w:sz="4" w:space="0" w:color="BBBBBB"/>
+              <w:left w:val="single" w:sz="4" w:space="0" w:color="BBBBBB"/>
+              <w:bottom w:val="single" w:sz="4" w:space="0" w:color="BBBBBB"/>
+              <w:right w:val="single" w:sz="4" w:space="0" w:color="BBBBBB"/>
+            </w:tcBorders>
+            <w:tcMar>
+              <w:top w:w="60" w:type="dxa"/>
+              <w:left w:w="90" w:type="dxa"/>
+              <w:bottom w:w="60" w:type="dxa"/>
+              <w:right w:w="90" w:type="dxa"/>
+            </w:tcMar>
+          </w:tcPr>
+          <w:p>
+            <w:r>
+              <w:rPr>
+                <w:sz w:val="16"/>
+                <w:szCs w:val="16"/>
+              </w:rPr>
+              <w:t xml:space="preserve">מיקום ממוצע לפי ענף</w:t>
+            </w:r>
+          </w:p>
+        </w:tc>
+        <w:tc>
+          <w:tcPr>
+            <w:tcW w:w="2050" w:type="dxa"/>
+            <w:tcBorders>
+              <w:top w:val="single" w:sz="4" w:space="0" w:color="BBBBBB"/>
+              <w:left w:val="single" w:sz="4" w:space="0" w:color="BBBBBB"/>
+              <w:bottom w:val="single" w:sz="4" w:space="0" w:color="BBBBBB"/>
+              <w:right w:val="single" w:sz="4" w:space="0" w:color="BBBBBB"/>
+            </w:tcBorders>
+            <w:tcMar>
+              <w:top w:w="60" w:type="dxa"/>
+              <w:left w:w="90" w:type="dxa"/>
+              <w:bottom w:w="60" w:type="dxa"/>
+              <w:right w:w="90" w:type="dxa"/>
+            </w:tcMar>
+          </w:tcPr>
+          <w:p>
+            <w:r>
+              <w:rPr>
+                <w:sz w:val="18"/>
+                <w:szCs w:val="18"/>
+              </w:rPr>
+              <w:t xml:space="preserve">להוסיף "מיקום הכי רע"; לוודא שהצבעים מבטאים breakpoint (אם בכלל).</w:t>
+            </w:r>
+          </w:p>
+        </w:tc>
+        <w:tc>
+          <w:tcPr>
+            <w:tcW w:w="2050" w:type="dxa"/>
+            <w:tcBorders>
+              <w:top w:val="single" w:sz="4" w:space="0" w:color="BBBBBB"/>
+              <w:left w:val="single" w:sz="4" w:space="0" w:color="BBBBBB"/>
+              <w:bottom w:val="single" w:sz="4" w:space="0" w:color="BBBBBB"/>
+              <w:right w:val="single" w:sz="4" w:space="0" w:color="BBBBBB"/>
+            </w:tcBorders>
+            <w:tcMar>
+              <w:top w:w="60" w:type="dxa"/>
+              <w:left w:w="90" w:type="dxa"/>
+              <w:bottom w:w="60" w:type="dxa"/>
+              <w:right w:w="90" w:type="dxa"/>
+            </w:tcMar>
+          </w:tcPr>
+          <w:p>
+            <w:r>
+              <w:rPr>
+                <w:sz w:val="18"/>
+                <w:szCs w:val="18"/>
+              </w:rPr>
+              <w:t xml:space="preserve">הוספת המיקום הנמוך ביותר לצד הגבוה, והתאמת צבעי רצועות המיקום ל-breakpoint אחיד.</w:t>
+            </w:r>
+          </w:p>
+        </w:tc>
+        <w:tc>
+          <w:tcPr>
+            <w:tcW w:w="780" w:type="dxa"/>
+            <w:tcBorders>
+              <w:top w:val="single" w:sz="4" w:space="0" w:color="BBBBBB"/>
+              <w:left w:val="single" w:sz="4" w:space="0" w:color="BBBBBB"/>
+              <w:bottom w:val="single" w:sz="4" w:space="0" w:color="BBBBBB"/>
+              <w:right w:val="single" w:sz="4" w:space="0" w:color="BBBBBB"/>
+            </w:tcBorders>
+            <w:tcMar>
+              <w:top w:w="60" w:type="dxa"/>
+              <w:left w:w="90" w:type="dxa"/>
+              <w:bottom w:w="60" w:type="dxa"/>
+              <w:right w:w="90" w:type="dxa"/>
+            </w:tcMar>
+          </w:tcPr>
+          <w:p>
+            <w:pPr>
+              <w:jc w:val="center"/>
+            </w:pPr>
+            <w:r>
+              <w:rPr>
+                <w:sz w:val="16"/>
+                <w:szCs w:val="16"/>
+              </w:rPr>
+              <w:t xml:space="preserve">טובה</w:t>
+            </w:r>
+          </w:p>
+        </w:tc>
+        <w:tc>
+          <w:tcPr>
+            <w:tcW w:w="880" w:type="dxa"/>
             <w:tcBorders>
               <w:top w:val="single" w:sz="4" w:space="0" w:color="BBBBBB"/>
               <w:left w:val="single" w:sz="4" w:space="0" w:color="BBBBBB"/>
@@ -11034,10 +11264,38 @@
             </w:pPr>
             <w:r>
               <w:rPr>
-                <w:sz w:val="18"/>
-                <w:szCs w:val="18"/>
-              </w:rPr>
-              <w:t>לפיתוח</w:t>
+                <w:b/>
+                <w:bCs/>
+                <w:sz w:val="18"/>
+                <w:szCs w:val="18"/>
+              </w:rPr>
+              <w:t xml:space="preserve">לפיתוח</w:t>
+            </w:r>
+          </w:p>
+        </w:tc>
+        <w:tc>
+          <w:tcPr>
+            <w:tcW w:w="1850" w:type="dxa"/>
+            <w:tcBorders>
+              <w:top w:val="single" w:sz="4" w:space="0" w:color="BBBBBB"/>
+              <w:left w:val="single" w:sz="4" w:space="0" w:color="BBBBBB"/>
+              <w:bottom w:val="single" w:sz="4" w:space="0" w:color="BBBBBB"/>
+              <w:right w:val="single" w:sz="4" w:space="0" w:color="BBBBBB"/>
+            </w:tcBorders>
+            <w:tcMar>
+              <w:top w:w="60" w:type="dxa"/>
+              <w:left w:w="90" w:type="dxa"/>
+              <w:bottom w:w="60" w:type="dxa"/>
+              <w:right w:w="90" w:type="dxa"/>
+            </w:tcMar>
+          </w:tcPr>
+          <w:p>
+            <w:r>
+              <w:rPr>
+                <w:sz w:val="18"/>
+                <w:szCs w:val="18"/>
+              </w:rPr>
+              <w:t>יושם במוקאפ — "מיקום ממוצע" הוחלף במדדים "המיקום הגבוה ביותר" ו"הנמוך ביותר"; צבעי המיקום אוחדו לפי מסמך העקרונות.</w:t>
             </w:r>
           </w:p>
         </w:tc>
@@ -11045,90 +11303,145 @@
       <w:tr>
         <w:tc>
           <w:tcPr>
-            <w:tcW w:w="2400" w:type="dxa"/>
-            <w:tcBorders>
-              <w:top w:val="single" w:sz="4" w:space="0" w:color="BBBBBB"/>
-              <w:left w:val="single" w:sz="4" w:space="0" w:color="BBBBBB"/>
-              <w:bottom w:val="single" w:sz="4" w:space="0" w:color="BBBBBB"/>
-              <w:right w:val="single" w:sz="4" w:space="0" w:color="BBBBBB"/>
-            </w:tcBorders>
-            <w:tcMar>
-              <w:top w:w="60" w:type="dxa"/>
-              <w:left w:w="90" w:type="dxa"/>
-              <w:bottom w:w="60" w:type="dxa"/>
-              <w:right w:w="90" w:type="dxa"/>
-            </w:tcMar>
-          </w:tcPr>
-          <w:p>
-            <w:r>
-              <w:rPr>
-                <w:b/>
-                <w:bCs/>
-                <w:sz w:val="18"/>
-                <w:szCs w:val="18"/>
-              </w:rPr>
-              <w:t>מיקום ממוצע לפי גודל תחרות</w:t>
-            </w:r>
-          </w:p>
-        </w:tc>
-        <w:tc>
-          <w:tcPr>
-            <w:tcW w:w="4900" w:type="dxa"/>
-            <w:tcBorders>
-              <w:top w:val="single" w:sz="4" w:space="0" w:color="BBBBBB"/>
-              <w:left w:val="single" w:sz="4" w:space="0" w:color="BBBBBB"/>
-              <w:bottom w:val="single" w:sz="4" w:space="0" w:color="BBBBBB"/>
-              <w:right w:val="single" w:sz="4" w:space="0" w:color="BBBBBB"/>
-            </w:tcBorders>
-            <w:tcMar>
-              <w:top w:w="60" w:type="dxa"/>
-              <w:left w:w="90" w:type="dxa"/>
-              <w:bottom w:w="60" w:type="dxa"/>
-              <w:right w:w="90" w:type="dxa"/>
-            </w:tcMar>
-          </w:tcPr>
-          <w:p>
-            <w:r>
-              <w:rPr>
-                <w:sz w:val="18"/>
-                <w:szCs w:val="18"/>
-              </w:rPr>
-              <w:t>מונחה פרמטרים — להגדיר את הפרמטרים.</w:t>
-            </w:r>
-          </w:p>
-        </w:tc>
-        <w:tc>
-          <w:tcPr>
-            <w:tcW w:w="1300" w:type="dxa"/>
-            <w:tcBorders>
-              <w:top w:val="single" w:sz="4" w:space="0" w:color="BBBBBB"/>
-              <w:left w:val="single" w:sz="4" w:space="0" w:color="BBBBBB"/>
-              <w:bottom w:val="single" w:sz="4" w:space="0" w:color="BBBBBB"/>
-              <w:right w:val="single" w:sz="4" w:space="0" w:color="BBBBBB"/>
-            </w:tcBorders>
-            <w:tcMar>
-              <w:top w:w="60" w:type="dxa"/>
-              <w:left w:w="90" w:type="dxa"/>
-              <w:bottom w:w="60" w:type="dxa"/>
-              <w:right w:w="90" w:type="dxa"/>
-            </w:tcMar>
-          </w:tcPr>
-          <w:p>
-            <w:pPr>
-              <w:jc w:val="center"/>
-            </w:pPr>
-            <w:r>
-              <w:rPr>
-                <w:sz w:val="18"/>
-                <w:szCs w:val="18"/>
-              </w:rPr>
-              <w:t>טובה</w:t>
-            </w:r>
-          </w:p>
-        </w:tc>
-        <w:tc>
-          <w:tcPr>
-            <w:tcW w:w="1750" w:type="dxa"/>
+            <w:tcW w:w="480" w:type="dxa"/>
+            <w:tcBorders>
+              <w:top w:val="single" w:sz="4" w:space="0" w:color="BBBBBB"/>
+              <w:left w:val="single" w:sz="4" w:space="0" w:color="BBBBBB"/>
+              <w:bottom w:val="single" w:sz="4" w:space="0" w:color="BBBBBB"/>
+              <w:right w:val="single" w:sz="4" w:space="0" w:color="BBBBBB"/>
+            </w:tcBorders>
+            <w:tcMar>
+              <w:top w:w="60" w:type="dxa"/>
+              <w:left w:w="90" w:type="dxa"/>
+              <w:bottom w:w="60" w:type="dxa"/>
+              <w:right w:w="90" w:type="dxa"/>
+            </w:tcMar>
+          </w:tcPr>
+          <w:p>
+            <w:pPr>
+              <w:jc w:val="center"/>
+            </w:pPr>
+            <w:r>
+              <w:rPr>
+                <w:b/>
+                <w:bCs/>
+                <w:sz w:val="18"/>
+                <w:szCs w:val="18"/>
+              </w:rPr>
+              <w:t xml:space="preserve">t4</w:t>
+            </w:r>
+          </w:p>
+        </w:tc>
+        <w:tc>
+          <w:tcPr>
+            <w:tcW w:w="1650" w:type="dxa"/>
+            <w:tcBorders>
+              <w:top w:val="single" w:sz="4" w:space="0" w:color="BBBBBB"/>
+              <w:left w:val="single" w:sz="4" w:space="0" w:color="BBBBBB"/>
+              <w:bottom w:val="single" w:sz="4" w:space="0" w:color="BBBBBB"/>
+              <w:right w:val="single" w:sz="4" w:space="0" w:color="BBBBBB"/>
+            </w:tcBorders>
+            <w:tcMar>
+              <w:top w:w="60" w:type="dxa"/>
+              <w:left w:w="90" w:type="dxa"/>
+              <w:bottom w:w="60" w:type="dxa"/>
+              <w:right w:w="90" w:type="dxa"/>
+            </w:tcMar>
+          </w:tcPr>
+          <w:p>
+            <w:r>
+              <w:rPr>
+                <w:sz w:val="16"/>
+                <w:szCs w:val="16"/>
+              </w:rPr>
+              <w:t xml:space="preserve">קבוצות מיקום לפי גודל תחרות</w:t>
+            </w:r>
+          </w:p>
+        </w:tc>
+        <w:tc>
+          <w:tcPr>
+            <w:tcW w:w="2050" w:type="dxa"/>
+            <w:tcBorders>
+              <w:top w:val="single" w:sz="4" w:space="0" w:color="BBBBBB"/>
+              <w:left w:val="single" w:sz="4" w:space="0" w:color="BBBBBB"/>
+              <w:bottom w:val="single" w:sz="4" w:space="0" w:color="BBBBBB"/>
+              <w:right w:val="single" w:sz="4" w:space="0" w:color="BBBBBB"/>
+            </w:tcBorders>
+            <w:tcMar>
+              <w:top w:w="60" w:type="dxa"/>
+              <w:left w:w="90" w:type="dxa"/>
+              <w:bottom w:w="60" w:type="dxa"/>
+              <w:right w:w="90" w:type="dxa"/>
+            </w:tcMar>
+          </w:tcPr>
+          <w:p>
+            <w:r>
+              <w:rPr>
+                <w:sz w:val="18"/>
+                <w:szCs w:val="18"/>
+              </w:rPr>
+              <w:t xml:space="preserve">מונחה פרמטרים — להגדיר את הפרמטרים.</w:t>
+            </w:r>
+          </w:p>
+        </w:tc>
+        <w:tc>
+          <w:tcPr>
+            <w:tcW w:w="2050" w:type="dxa"/>
+            <w:tcBorders>
+              <w:top w:val="single" w:sz="4" w:space="0" w:color="BBBBBB"/>
+              <w:left w:val="single" w:sz="4" w:space="0" w:color="BBBBBB"/>
+              <w:bottom w:val="single" w:sz="4" w:space="0" w:color="BBBBBB"/>
+              <w:right w:val="single" w:sz="4" w:space="0" w:color="BBBBBB"/>
+            </w:tcBorders>
+            <w:tcMar>
+              <w:top w:w="60" w:type="dxa"/>
+              <w:left w:w="90" w:type="dxa"/>
+              <w:bottom w:w="60" w:type="dxa"/>
+              <w:right w:w="90" w:type="dxa"/>
+            </w:tcMar>
+          </w:tcPr>
+          <w:p>
+            <w:r>
+              <w:rPr>
+                <w:sz w:val="18"/>
+                <w:szCs w:val="18"/>
+              </w:rPr>
+              <w:t xml:space="preserve">הגדרת ספי גודל התחרות כתנאי למימוש קבוצות המיקום בחתך זה.</w:t>
+            </w:r>
+          </w:p>
+        </w:tc>
+        <w:tc>
+          <w:tcPr>
+            <w:tcW w:w="780" w:type="dxa"/>
+            <w:tcBorders>
+              <w:top w:val="single" w:sz="4" w:space="0" w:color="BBBBBB"/>
+              <w:left w:val="single" w:sz="4" w:space="0" w:color="BBBBBB"/>
+              <w:bottom w:val="single" w:sz="4" w:space="0" w:color="BBBBBB"/>
+              <w:right w:val="single" w:sz="4" w:space="0" w:color="BBBBBB"/>
+            </w:tcBorders>
+            <w:tcMar>
+              <w:top w:w="60" w:type="dxa"/>
+              <w:left w:w="90" w:type="dxa"/>
+              <w:bottom w:w="60" w:type="dxa"/>
+              <w:right w:w="90" w:type="dxa"/>
+            </w:tcMar>
+          </w:tcPr>
+          <w:p>
+            <w:pPr>
+              <w:jc w:val="center"/>
+            </w:pPr>
+            <w:r>
+              <w:rPr>
+                <w:sz w:val="16"/>
+                <w:szCs w:val="16"/>
+              </w:rPr>
+              <w:t xml:space="preserve">טובה</w:t>
+            </w:r>
+          </w:p>
+        </w:tc>
+        <w:tc>
+          <w:tcPr>
+            <w:tcW w:w="880" w:type="dxa"/>
             <w:tcBorders>
               <w:top w:val="single" w:sz="4" w:space="0" w:color="BBBBBB"/>
               <w:left w:val="single" w:sz="4" w:space="0" w:color="BBBBBB"/>
@@ -11149,10 +11462,38 @@
             </w:pPr>
             <w:r>
               <w:rPr>
-                <w:sz w:val="18"/>
-                <w:szCs w:val="18"/>
-              </w:rPr>
-              <w:t>backlog</w:t>
+                <w:b/>
+                <w:bCs/>
+                <w:sz w:val="18"/>
+                <w:szCs w:val="18"/>
+              </w:rPr>
+              <w:t>לפיתוח</w:t>
+            </w:r>
+          </w:p>
+        </w:tc>
+        <w:tc>
+          <w:tcPr>
+            <w:tcW w:w="1850" w:type="dxa"/>
+            <w:tcBorders>
+              <w:top w:val="single" w:sz="4" w:space="0" w:color="BBBBBB"/>
+              <w:left w:val="single" w:sz="4" w:space="0" w:color="BBBBBB"/>
+              <w:bottom w:val="single" w:sz="4" w:space="0" w:color="BBBBBB"/>
+              <w:right w:val="single" w:sz="4" w:space="0" w:color="BBBBBB"/>
+            </w:tcBorders>
+            <w:tcMar>
+              <w:top w:w="60" w:type="dxa"/>
+              <w:left w:w="90" w:type="dxa"/>
+              <w:bottom w:w="60" w:type="dxa"/>
+              <w:right w:w="90" w:type="dxa"/>
+            </w:tcMar>
+          </w:tcPr>
+          <w:p>
+            <w:r>
+              <w:rPr>
+                <w:sz w:val="18"/>
+                <w:szCs w:val="18"/>
+              </w:rPr>
+              <w:t>יושם במוקאפ — נמצא פתרון פשוט לדרישת הלקוח: התפלגות המיקומים לפי גודל תחרות (באחוזים), עם קבוצות גודל — קטנה עד 16 · בינונית 17–48 · גדולה 49 ומעלה מדינות — הניתנות להגדרה במערכת.</w:t>
             </w:r>
           </w:p>
         </w:tc>
@@ -11160,114 +11501,197 @@
       <w:tr>
         <w:tc>
           <w:tcPr>
-            <w:tcW w:w="2400" w:type="dxa"/>
-            <w:tcBorders>
-              <w:top w:val="single" w:sz="4" w:space="0" w:color="BBBBBB"/>
-              <w:left w:val="single" w:sz="4" w:space="0" w:color="BBBBBB"/>
-              <w:bottom w:val="single" w:sz="4" w:space="0" w:color="BBBBBB"/>
-              <w:right w:val="single" w:sz="4" w:space="0" w:color="BBBBBB"/>
-            </w:tcBorders>
-            <w:tcMar>
-              <w:top w:w="60" w:type="dxa"/>
-              <w:left w:w="90" w:type="dxa"/>
-              <w:bottom w:w="60" w:type="dxa"/>
-              <w:right w:w="90" w:type="dxa"/>
-            </w:tcMar>
-          </w:tcPr>
-          <w:p>
-            <w:r>
-              <w:rPr>
-                <w:b/>
-                <w:bCs/>
-                <w:sz w:val="18"/>
-                <w:szCs w:val="18"/>
-              </w:rPr>
-              <w:t>קבוצות מיקום לפי גודל תחרות</w:t>
-            </w:r>
-          </w:p>
-        </w:tc>
-        <w:tc>
-          <w:tcPr>
-            <w:tcW w:w="4900" w:type="dxa"/>
-            <w:tcBorders>
-              <w:top w:val="single" w:sz="4" w:space="0" w:color="BBBBBB"/>
-              <w:left w:val="single" w:sz="4" w:space="0" w:color="BBBBBB"/>
-              <w:bottom w:val="single" w:sz="4" w:space="0" w:color="BBBBBB"/>
-              <w:right w:val="single" w:sz="4" w:space="0" w:color="BBBBBB"/>
-            </w:tcBorders>
-            <w:tcMar>
-              <w:top w:w="60" w:type="dxa"/>
-              <w:left w:w="90" w:type="dxa"/>
-              <w:bottom w:w="60" w:type="dxa"/>
-              <w:right w:w="90" w:type="dxa"/>
-            </w:tcMar>
-          </w:tcPr>
-          <w:p>
-            <w:r>
-              <w:rPr>
-                <w:sz w:val="18"/>
-                <w:szCs w:val="18"/>
-              </w:rPr>
-              <w:t>מונחה פרמטרים — להגדיר את הפרמטרים.</w:t>
-            </w:r>
-          </w:p>
-        </w:tc>
-        <w:tc>
-          <w:tcPr>
-            <w:tcW w:w="1300" w:type="dxa"/>
-            <w:tcBorders>
-              <w:top w:val="single" w:sz="4" w:space="0" w:color="BBBBBB"/>
-              <w:left w:val="single" w:sz="4" w:space="0" w:color="BBBBBB"/>
-              <w:bottom w:val="single" w:sz="4" w:space="0" w:color="BBBBBB"/>
-              <w:right w:val="single" w:sz="4" w:space="0" w:color="BBBBBB"/>
-            </w:tcBorders>
-            <w:tcMar>
-              <w:top w:w="60" w:type="dxa"/>
-              <w:left w:w="90" w:type="dxa"/>
-              <w:bottom w:w="60" w:type="dxa"/>
-              <w:right w:w="90" w:type="dxa"/>
-            </w:tcMar>
-          </w:tcPr>
-          <w:p>
-            <w:pPr>
-              <w:jc w:val="center"/>
-            </w:pPr>
-            <w:r>
-              <w:rPr>
-                <w:sz w:val="18"/>
-                <w:szCs w:val="18"/>
-              </w:rPr>
-              <w:t>טובה</w:t>
-            </w:r>
-          </w:p>
-        </w:tc>
-        <w:tc>
-          <w:tcPr>
-            <w:tcW w:w="1750" w:type="dxa"/>
-            <w:tcBorders>
-              <w:top w:val="single" w:sz="4" w:space="0" w:color="BBBBBB"/>
-              <w:left w:val="single" w:sz="4" w:space="0" w:color="BBBBBB"/>
-              <w:bottom w:val="single" w:sz="4" w:space="0" w:color="BBBBBB"/>
-              <w:right w:val="single" w:sz="4" w:space="0" w:color="BBBBBB"/>
-            </w:tcBorders>
-            <w:shd w:val="clear" w:color="auto" w:fill="FFE8CC"/>
-            <w:tcMar>
-              <w:top w:w="60" w:type="dxa"/>
-              <w:left w:w="90" w:type="dxa"/>
-              <w:bottom w:w="60" w:type="dxa"/>
-              <w:right w:w="90" w:type="dxa"/>
-            </w:tcMar>
-          </w:tcPr>
-          <w:p>
-            <w:pPr>
-              <w:jc w:val="center"/>
-            </w:pPr>
-            <w:r>
-              <w:rPr>
-                <w:sz w:val="18"/>
-                <w:szCs w:val="18"/>
-              </w:rPr>
-              <w:t>backlog</w:t>
+            <w:tcW w:w="480" w:type="dxa"/>
+            <w:tcBorders>
+              <w:top w:val="single" w:sz="4" w:space="0" w:color="BBBBBB"/>
+              <w:left w:val="single" w:sz="4" w:space="0" w:color="BBBBBB"/>
+              <w:bottom w:val="single" w:sz="4" w:space="0" w:color="BBBBBB"/>
+              <w:right w:val="single" w:sz="4" w:space="0" w:color="BBBBBB"/>
+            </w:tcBorders>
+            <w:tcMar>
+              <w:top w:w="60" w:type="dxa"/>
+              <w:left w:w="90" w:type="dxa"/>
+              <w:bottom w:w="60" w:type="dxa"/>
+              <w:right w:w="90" w:type="dxa"/>
+            </w:tcMar>
+          </w:tcPr>
+          <w:p>
+            <w:pPr>
+              <w:jc w:val="center"/>
+            </w:pPr>
+            <w:r>
+              <w:rPr>
+                <w:b/>
+                <w:bCs/>
+                <w:sz w:val="18"/>
+                <w:szCs w:val="18"/>
+              </w:rPr>
+              <w:t xml:space="preserve">t5</w:t>
+            </w:r>
+          </w:p>
+        </w:tc>
+        <w:tc>
+          <w:tcPr>
+            <w:tcW w:w="1650" w:type="dxa"/>
+            <w:tcBorders>
+              <w:top w:val="single" w:sz="4" w:space="0" w:color="BBBBBB"/>
+              <w:left w:val="single" w:sz="4" w:space="0" w:color="BBBBBB"/>
+              <w:bottom w:val="single" w:sz="4" w:space="0" w:color="BBBBBB"/>
+              <w:right w:val="single" w:sz="4" w:space="0" w:color="BBBBBB"/>
+            </w:tcBorders>
+            <w:tcMar>
+              <w:top w:w="60" w:type="dxa"/>
+              <w:left w:w="90" w:type="dxa"/>
+              <w:bottom w:w="60" w:type="dxa"/>
+              <w:right w:w="90" w:type="dxa"/>
+            </w:tcMar>
+          </w:tcPr>
+          <w:p>
+            <w:r>
+              <w:rPr>
+                <w:sz w:val="16"/>
+                <w:szCs w:val="16"/>
+              </w:rPr>
+              <w:t xml:space="preserve">מיקום ממוצע לפי שכבת גיל</w:t>
+            </w:r>
+          </w:p>
+        </w:tc>
+        <w:tc>
+          <w:tcPr>
+            <w:tcW w:w="2050" w:type="dxa"/>
+            <w:tcBorders>
+              <w:top w:val="single" w:sz="4" w:space="0" w:color="BBBBBB"/>
+              <w:left w:val="single" w:sz="4" w:space="0" w:color="BBBBBB"/>
+              <w:bottom w:val="single" w:sz="4" w:space="0" w:color="BBBBBB"/>
+              <w:right w:val="single" w:sz="4" w:space="0" w:color="BBBBBB"/>
+            </w:tcBorders>
+            <w:tcMar>
+              <w:top w:w="60" w:type="dxa"/>
+              <w:left w:w="90" w:type="dxa"/>
+              <w:bottom w:w="60" w:type="dxa"/>
+              <w:right w:w="90" w:type="dxa"/>
+            </w:tcMar>
+          </w:tcPr>
+          <w:p>
+            <w:r>
+              <w:rPr>
+                <w:sz w:val="18"/>
+                <w:szCs w:val="18"/>
+              </w:rPr>
+              <w:t xml:space="preserve">להציג את המיקום הטוב ביותר ואת הפחות-טוב.</w:t>
+            </w:r>
+          </w:p>
+        </w:tc>
+        <w:tc>
+          <w:tcPr>
+            <w:tcW w:w="2050" w:type="dxa"/>
+            <w:tcBorders>
+              <w:top w:val="single" w:sz="4" w:space="0" w:color="BBBBBB"/>
+              <w:left w:val="single" w:sz="4" w:space="0" w:color="BBBBBB"/>
+              <w:bottom w:val="single" w:sz="4" w:space="0" w:color="BBBBBB"/>
+              <w:right w:val="single" w:sz="4" w:space="0" w:color="BBBBBB"/>
+            </w:tcBorders>
+            <w:tcMar>
+              <w:top w:w="60" w:type="dxa"/>
+              <w:left w:w="90" w:type="dxa"/>
+              <w:bottom w:w="60" w:type="dxa"/>
+              <w:right w:w="90" w:type="dxa"/>
+            </w:tcMar>
+          </w:tcPr>
+          <w:p>
+            <w:r>
+              <w:rPr>
+                <w:sz w:val="18"/>
+                <w:szCs w:val="18"/>
+              </w:rPr>
+              <w:t xml:space="preserve">הצגת המיקום הטוב ביותר והפחות-טוב לצד הממוצע בחתך שכבת הגיל.</w:t>
+            </w:r>
+          </w:p>
+        </w:tc>
+        <w:tc>
+          <w:tcPr>
+            <w:tcW w:w="780" w:type="dxa"/>
+            <w:tcBorders>
+              <w:top w:val="single" w:sz="4" w:space="0" w:color="BBBBBB"/>
+              <w:left w:val="single" w:sz="4" w:space="0" w:color="BBBBBB"/>
+              <w:bottom w:val="single" w:sz="4" w:space="0" w:color="BBBBBB"/>
+              <w:right w:val="single" w:sz="4" w:space="0" w:color="BBBBBB"/>
+            </w:tcBorders>
+            <w:tcMar>
+              <w:top w:w="60" w:type="dxa"/>
+              <w:left w:w="90" w:type="dxa"/>
+              <w:bottom w:w="60" w:type="dxa"/>
+              <w:right w:w="90" w:type="dxa"/>
+            </w:tcMar>
+          </w:tcPr>
+          <w:p>
+            <w:pPr>
+              <w:jc w:val="center"/>
+            </w:pPr>
+            <w:r>
+              <w:rPr>
+                <w:sz w:val="16"/>
+                <w:szCs w:val="16"/>
+              </w:rPr>
+              <w:t xml:space="preserve">טובה</w:t>
+            </w:r>
+          </w:p>
+        </w:tc>
+        <w:tc>
+          <w:tcPr>
+            <w:tcW w:w="880" w:type="dxa"/>
+            <w:tcBorders>
+              <w:top w:val="single" w:sz="4" w:space="0" w:color="BBBBBB"/>
+              <w:left w:val="single" w:sz="4" w:space="0" w:color="BBBBBB"/>
+              <w:bottom w:val="single" w:sz="4" w:space="0" w:color="BBBBBB"/>
+              <w:right w:val="single" w:sz="4" w:space="0" w:color="BBBBBB"/>
+            </w:tcBorders>
+            <w:shd w:val="clear" w:color="auto" w:fill="D6E4F0"/>
+            <w:tcMar>
+              <w:top w:w="60" w:type="dxa"/>
+              <w:left w:w="90" w:type="dxa"/>
+              <w:bottom w:w="60" w:type="dxa"/>
+              <w:right w:w="90" w:type="dxa"/>
+            </w:tcMar>
+          </w:tcPr>
+          <w:p>
+            <w:pPr>
+              <w:jc w:val="center"/>
+            </w:pPr>
+            <w:r>
+              <w:rPr>
+                <w:b/>
+                <w:bCs/>
+                <w:sz w:val="18"/>
+                <w:szCs w:val="18"/>
+              </w:rPr>
+              <w:t xml:space="preserve">לפיתוח</w:t>
+            </w:r>
+          </w:p>
+        </w:tc>
+        <w:tc>
+          <w:tcPr>
+            <w:tcW w:w="1850" w:type="dxa"/>
+            <w:tcBorders>
+              <w:top w:val="single" w:sz="4" w:space="0" w:color="BBBBBB"/>
+              <w:left w:val="single" w:sz="4" w:space="0" w:color="BBBBBB"/>
+              <w:bottom w:val="single" w:sz="4" w:space="0" w:color="BBBBBB"/>
+              <w:right w:val="single" w:sz="4" w:space="0" w:color="BBBBBB"/>
+            </w:tcBorders>
+            <w:tcMar>
+              <w:top w:w="60" w:type="dxa"/>
+              <w:left w:w="90" w:type="dxa"/>
+              <w:bottom w:w="60" w:type="dxa"/>
+              <w:right w:w="90" w:type="dxa"/>
+            </w:tcMar>
+          </w:tcPr>
+          <w:p>
+            <w:r>
+              <w:rPr>
+                <w:sz w:val="18"/>
+                <w:szCs w:val="18"/>
+              </w:rPr>
+              <w:t>העשרת הכרטיס בערכי קצה (הטוב ביותר/הנמוך ביותר) לצד הממוצע לשיפור התובנה. הבהרה: המיקום הממוצע נשמר בכרטיס זה כחריג יחיד בדשבורד — הוא בר-השוואה בזכות השליטה בגודל התחרות (קבוצות הגודל שהמשתמש מגדיר), ומציג את הביצוע האופייני לכל שכבת גיל.</w:t>
             </w:r>
           </w:p>
         </w:tc>
@@ -11275,90 +11699,145 @@
       <w:tr>
         <w:tc>
           <w:tcPr>
-            <w:tcW w:w="2400" w:type="dxa"/>
-            <w:tcBorders>
-              <w:top w:val="single" w:sz="4" w:space="0" w:color="BBBBBB"/>
-              <w:left w:val="single" w:sz="4" w:space="0" w:color="BBBBBB"/>
-              <w:bottom w:val="single" w:sz="4" w:space="0" w:color="BBBBBB"/>
-              <w:right w:val="single" w:sz="4" w:space="0" w:color="BBBBBB"/>
-            </w:tcBorders>
-            <w:tcMar>
-              <w:top w:w="60" w:type="dxa"/>
-              <w:left w:w="90" w:type="dxa"/>
-              <w:bottom w:w="60" w:type="dxa"/>
-              <w:right w:w="90" w:type="dxa"/>
-            </w:tcMar>
-          </w:tcPr>
-          <w:p>
-            <w:r>
-              <w:rPr>
-                <w:b/>
-                <w:bCs/>
-                <w:sz w:val="18"/>
-                <w:szCs w:val="18"/>
-              </w:rPr>
-              <w:t>מיקום ממוצע לפי שכבת גיל</w:t>
-            </w:r>
-          </w:p>
-        </w:tc>
-        <w:tc>
-          <w:tcPr>
-            <w:tcW w:w="4900" w:type="dxa"/>
-            <w:tcBorders>
-              <w:top w:val="single" w:sz="4" w:space="0" w:color="BBBBBB"/>
-              <w:left w:val="single" w:sz="4" w:space="0" w:color="BBBBBB"/>
-              <w:bottom w:val="single" w:sz="4" w:space="0" w:color="BBBBBB"/>
-              <w:right w:val="single" w:sz="4" w:space="0" w:color="BBBBBB"/>
-            </w:tcBorders>
-            <w:tcMar>
-              <w:top w:w="60" w:type="dxa"/>
-              <w:left w:w="90" w:type="dxa"/>
-              <w:bottom w:w="60" w:type="dxa"/>
-              <w:right w:w="90" w:type="dxa"/>
-            </w:tcMar>
-          </w:tcPr>
-          <w:p>
-            <w:r>
-              <w:rPr>
-                <w:sz w:val="18"/>
-                <w:szCs w:val="18"/>
-              </w:rPr>
-              <w:t>להציג את המיקום הטוב ביותר ואת הפחות-טוב.</w:t>
-            </w:r>
-          </w:p>
-        </w:tc>
-        <w:tc>
-          <w:tcPr>
-            <w:tcW w:w="1300" w:type="dxa"/>
-            <w:tcBorders>
-              <w:top w:val="single" w:sz="4" w:space="0" w:color="BBBBBB"/>
-              <w:left w:val="single" w:sz="4" w:space="0" w:color="BBBBBB"/>
-              <w:bottom w:val="single" w:sz="4" w:space="0" w:color="BBBBBB"/>
-              <w:right w:val="single" w:sz="4" w:space="0" w:color="BBBBBB"/>
-            </w:tcBorders>
-            <w:tcMar>
-              <w:top w:w="60" w:type="dxa"/>
-              <w:left w:w="90" w:type="dxa"/>
-              <w:bottom w:w="60" w:type="dxa"/>
-              <w:right w:w="90" w:type="dxa"/>
-            </w:tcMar>
-          </w:tcPr>
-          <w:p>
-            <w:pPr>
-              <w:jc w:val="center"/>
-            </w:pPr>
-            <w:r>
-              <w:rPr>
-                <w:sz w:val="18"/>
-                <w:szCs w:val="18"/>
-              </w:rPr>
-              <w:t>טובה</w:t>
-            </w:r>
-          </w:p>
-        </w:tc>
-        <w:tc>
-          <w:tcPr>
-            <w:tcW w:w="1750" w:type="dxa"/>
+            <w:tcW w:w="480" w:type="dxa"/>
+            <w:tcBorders>
+              <w:top w:val="single" w:sz="4" w:space="0" w:color="BBBBBB"/>
+              <w:left w:val="single" w:sz="4" w:space="0" w:color="BBBBBB"/>
+              <w:bottom w:val="single" w:sz="4" w:space="0" w:color="BBBBBB"/>
+              <w:right w:val="single" w:sz="4" w:space="0" w:color="BBBBBB"/>
+            </w:tcBorders>
+            <w:tcMar>
+              <w:top w:w="60" w:type="dxa"/>
+              <w:left w:w="90" w:type="dxa"/>
+              <w:bottom w:w="60" w:type="dxa"/>
+              <w:right w:w="90" w:type="dxa"/>
+            </w:tcMar>
+          </w:tcPr>
+          <w:p>
+            <w:pPr>
+              <w:jc w:val="center"/>
+            </w:pPr>
+            <w:r>
+              <w:rPr>
+                <w:b/>
+                <w:bCs/>
+                <w:sz w:val="18"/>
+                <w:szCs w:val="18"/>
+              </w:rPr>
+              <w:t>t6</w:t>
+            </w:r>
+          </w:p>
+        </w:tc>
+        <w:tc>
+          <w:tcPr>
+            <w:tcW w:w="1650" w:type="dxa"/>
+            <w:tcBorders>
+              <w:top w:val="single" w:sz="4" w:space="0" w:color="BBBBBB"/>
+              <w:left w:val="single" w:sz="4" w:space="0" w:color="BBBBBB"/>
+              <w:bottom w:val="single" w:sz="4" w:space="0" w:color="BBBBBB"/>
+              <w:right w:val="single" w:sz="4" w:space="0" w:color="BBBBBB"/>
+            </w:tcBorders>
+            <w:tcMar>
+              <w:top w:w="60" w:type="dxa"/>
+              <w:left w:w="90" w:type="dxa"/>
+              <w:bottom w:w="60" w:type="dxa"/>
+              <w:right w:w="90" w:type="dxa"/>
+            </w:tcMar>
+          </w:tcPr>
+          <w:p>
+            <w:r>
+              <w:rPr>
+                <w:sz w:val="16"/>
+                <w:szCs w:val="16"/>
+              </w:rPr>
+              <w:t>מסנן מגדר · קבוצות מיקום לפי מגדר</w:t>
+            </w:r>
+          </w:p>
+        </w:tc>
+        <w:tc>
+          <w:tcPr>
+            <w:tcW w:w="2050" w:type="dxa"/>
+            <w:tcBorders>
+              <w:top w:val="single" w:sz="4" w:space="0" w:color="BBBBBB"/>
+              <w:left w:val="single" w:sz="4" w:space="0" w:color="BBBBBB"/>
+              <w:bottom w:val="single" w:sz="4" w:space="0" w:color="BBBBBB"/>
+              <w:right w:val="single" w:sz="4" w:space="0" w:color="BBBBBB"/>
+            </w:tcBorders>
+            <w:tcMar>
+              <w:top w:w="60" w:type="dxa"/>
+              <w:left w:w="90" w:type="dxa"/>
+              <w:bottom w:w="60" w:type="dxa"/>
+              <w:right w:w="90" w:type="dxa"/>
+            </w:tcMar>
+          </w:tcPr>
+          <w:p>
+            <w:r>
+              <w:rPr>
+                <w:sz w:val="18"/>
+                <w:szCs w:val="18"/>
+              </w:rPr>
+              <w:t>"במקום מין, לרשום מגדר."</w:t>
+            </w:r>
+          </w:p>
+        </w:tc>
+        <w:tc>
+          <w:tcPr>
+            <w:tcW w:w="2050" w:type="dxa"/>
+            <w:tcBorders>
+              <w:top w:val="single" w:sz="4" w:space="0" w:color="BBBBBB"/>
+              <w:left w:val="single" w:sz="4" w:space="0" w:color="BBBBBB"/>
+              <w:bottom w:val="single" w:sz="4" w:space="0" w:color="BBBBBB"/>
+              <w:right w:val="single" w:sz="4" w:space="0" w:color="BBBBBB"/>
+            </w:tcBorders>
+            <w:tcMar>
+              <w:top w:w="60" w:type="dxa"/>
+              <w:left w:w="90" w:type="dxa"/>
+              <w:bottom w:w="60" w:type="dxa"/>
+              <w:right w:w="90" w:type="dxa"/>
+            </w:tcMar>
+          </w:tcPr>
+          <w:p>
+            <w:r>
+              <w:rPr>
+                <w:sz w:val="18"/>
+                <w:szCs w:val="18"/>
+              </w:rPr>
+              <w:t>שינוי המונח מין ל־מגדר במסנן ובכותרת הגרף (בשני המסכים).</w:t>
+            </w:r>
+          </w:p>
+        </w:tc>
+        <w:tc>
+          <w:tcPr>
+            <w:tcW w:w="780" w:type="dxa"/>
+            <w:tcBorders>
+              <w:top w:val="single" w:sz="4" w:space="0" w:color="BBBBBB"/>
+              <w:left w:val="single" w:sz="4" w:space="0" w:color="BBBBBB"/>
+              <w:bottom w:val="single" w:sz="4" w:space="0" w:color="BBBBBB"/>
+              <w:right w:val="single" w:sz="4" w:space="0" w:color="BBBBBB"/>
+            </w:tcBorders>
+            <w:tcMar>
+              <w:top w:w="60" w:type="dxa"/>
+              <w:left w:w="90" w:type="dxa"/>
+              <w:bottom w:w="60" w:type="dxa"/>
+              <w:right w:w="90" w:type="dxa"/>
+            </w:tcMar>
+          </w:tcPr>
+          <w:p>
+            <w:pPr>
+              <w:jc w:val="center"/>
+            </w:pPr>
+            <w:r>
+              <w:rPr>
+                <w:sz w:val="16"/>
+                <w:szCs w:val="16"/>
+              </w:rPr>
+              <w:t>לקוח</w:t>
+            </w:r>
+          </w:p>
+        </w:tc>
+        <w:tc>
+          <w:tcPr>
+            <w:tcW w:w="880" w:type="dxa"/>
             <w:tcBorders>
               <w:top w:val="single" w:sz="4" w:space="0" w:color="BBBBBB"/>
               <w:left w:val="single" w:sz="4" w:space="0" w:color="BBBBBB"/>
@@ -11379,10 +11858,2292 @@
             </w:pPr>
             <w:r>
               <w:rPr>
+                <w:b/>
+                <w:bCs/>
                 <w:sz w:val="18"/>
                 <w:szCs w:val="18"/>
               </w:rPr>
               <w:t>לפיתוח</w:t>
+            </w:r>
+          </w:p>
+        </w:tc>
+        <w:tc>
+          <w:tcPr>
+            <w:tcW w:w="1850" w:type="dxa"/>
+            <w:tcBorders>
+              <w:top w:val="single" w:sz="4" w:space="0" w:color="BBBBBB"/>
+              <w:left w:val="single" w:sz="4" w:space="0" w:color="BBBBBB"/>
+              <w:bottom w:val="single" w:sz="4" w:space="0" w:color="BBBBBB"/>
+              <w:right w:val="single" w:sz="4" w:space="0" w:color="BBBBBB"/>
+            </w:tcBorders>
+            <w:tcMar>
+              <w:top w:w="60" w:type="dxa"/>
+              <w:left w:w="90" w:type="dxa"/>
+              <w:bottom w:w="60" w:type="dxa"/>
+              <w:right w:w="90" w:type="dxa"/>
+            </w:tcMar>
+          </w:tcPr>
+          <w:p>
+            <w:r>
+              <w:rPr>
+                <w:sz w:val="18"/>
+                <w:szCs w:val="18"/>
+              </w:rPr>
+              <w:t>יושם במוקאפ — המונח מגדר מדויק ועקבי בין הדשבורדים.</w:t>
+            </w:r>
+          </w:p>
+        </w:tc>
+      </w:tr>
+      <w:tr>
+        <w:tc>
+          <w:tcPr>
+            <w:tcW w:w="480" w:type="dxa"/>
+            <w:tcBorders>
+              <w:top w:val="single" w:sz="4" w:space="0" w:color="BBBBBB"/>
+              <w:left w:val="single" w:sz="4" w:space="0" w:color="BBBBBB"/>
+              <w:bottom w:val="single" w:sz="4" w:space="0" w:color="BBBBBB"/>
+              <w:right w:val="single" w:sz="4" w:space="0" w:color="BBBBBB"/>
+            </w:tcBorders>
+            <w:tcMar>
+              <w:top w:w="60" w:type="dxa"/>
+              <w:left w:w="90" w:type="dxa"/>
+              <w:bottom w:w="60" w:type="dxa"/>
+              <w:right w:w="90" w:type="dxa"/>
+            </w:tcMar>
+          </w:tcPr>
+          <w:p>
+            <w:pPr>
+              <w:jc w:val="center"/>
+            </w:pPr>
+            <w:r>
+              <w:rPr>
+                <w:b/>
+                <w:bCs/>
+                <w:sz w:val="18"/>
+                <w:szCs w:val="18"/>
+              </w:rPr>
+              <w:t>t7</w:t>
+            </w:r>
+          </w:p>
+        </w:tc>
+        <w:tc>
+          <w:tcPr>
+            <w:tcW w:w="1650" w:type="dxa"/>
+            <w:tcBorders>
+              <w:top w:val="single" w:sz="4" w:space="0" w:color="BBBBBB"/>
+              <w:left w:val="single" w:sz="4" w:space="0" w:color="BBBBBB"/>
+              <w:bottom w:val="single" w:sz="4" w:space="0" w:color="BBBBBB"/>
+              <w:right w:val="single" w:sz="4" w:space="0" w:color="BBBBBB"/>
+            </w:tcBorders>
+            <w:tcMar>
+              <w:top w:w="60" w:type="dxa"/>
+              <w:left w:w="90" w:type="dxa"/>
+              <w:bottom w:w="60" w:type="dxa"/>
+              <w:right w:w="90" w:type="dxa"/>
+            </w:tcMar>
+          </w:tcPr>
+          <w:p>
+            <w:r>
+              <w:rPr>
+                <w:sz w:val="16"/>
+                <w:szCs w:val="16"/>
+              </w:rPr>
+              <w:t>מדד הגעות לפודיום / 8 ראשונים</w:t>
+            </w:r>
+          </w:p>
+        </w:tc>
+        <w:tc>
+          <w:tcPr>
+            <w:tcW w:w="2050" w:type="dxa"/>
+            <w:tcBorders>
+              <w:top w:val="single" w:sz="4" w:space="0" w:color="BBBBBB"/>
+              <w:left w:val="single" w:sz="4" w:space="0" w:color="BBBBBB"/>
+              <w:bottom w:val="single" w:sz="4" w:space="0" w:color="BBBBBB"/>
+              <w:right w:val="single" w:sz="4" w:space="0" w:color="BBBBBB"/>
+            </w:tcBorders>
+            <w:tcMar>
+              <w:top w:w="60" w:type="dxa"/>
+              <w:left w:w="90" w:type="dxa"/>
+              <w:bottom w:w="60" w:type="dxa"/>
+              <w:right w:w="90" w:type="dxa"/>
+            </w:tcMar>
+          </w:tcPr>
+          <w:p>
+            <w:r>
+              <w:rPr>
+                <w:sz w:val="18"/>
+                <w:szCs w:val="18"/>
+              </w:rPr>
+              <w:t>"למחוק את האחוז מהרשומות במדד הגעות לפודיום, 8 ראשונים."</w:t>
+            </w:r>
+          </w:p>
+        </w:tc>
+        <w:tc>
+          <w:tcPr>
+            <w:tcW w:w="2050" w:type="dxa"/>
+            <w:tcBorders>
+              <w:top w:val="single" w:sz="4" w:space="0" w:color="BBBBBB"/>
+              <w:left w:val="single" w:sz="4" w:space="0" w:color="BBBBBB"/>
+              <w:bottom w:val="single" w:sz="4" w:space="0" w:color="BBBBBB"/>
+              <w:right w:val="single" w:sz="4" w:space="0" w:color="BBBBBB"/>
+            </w:tcBorders>
+            <w:tcMar>
+              <w:top w:w="60" w:type="dxa"/>
+              <w:left w:w="90" w:type="dxa"/>
+              <w:bottom w:w="60" w:type="dxa"/>
+              <w:right w:w="90" w:type="dxa"/>
+            </w:tcMar>
+          </w:tcPr>
+          <w:p>
+            <w:r>
+              <w:rPr>
+                <w:sz w:val="18"/>
+                <w:szCs w:val="18"/>
+              </w:rPr>
+              <w:t>הסרת אחוז ההשתתפויות מתת-הכותרת; ספירה בלבד (מקומות 1–3 / 1–8).</w:t>
+            </w:r>
+          </w:p>
+        </w:tc>
+        <w:tc>
+          <w:tcPr>
+            <w:tcW w:w="780" w:type="dxa"/>
+            <w:tcBorders>
+              <w:top w:val="single" w:sz="4" w:space="0" w:color="BBBBBB"/>
+              <w:left w:val="single" w:sz="4" w:space="0" w:color="BBBBBB"/>
+              <w:bottom w:val="single" w:sz="4" w:space="0" w:color="BBBBBB"/>
+              <w:right w:val="single" w:sz="4" w:space="0" w:color="BBBBBB"/>
+            </w:tcBorders>
+            <w:tcMar>
+              <w:top w:w="60" w:type="dxa"/>
+              <w:left w:w="90" w:type="dxa"/>
+              <w:bottom w:w="60" w:type="dxa"/>
+              <w:right w:w="90" w:type="dxa"/>
+            </w:tcMar>
+          </w:tcPr>
+          <w:p>
+            <w:pPr>
+              <w:jc w:val="center"/>
+            </w:pPr>
+            <w:r>
+              <w:rPr>
+                <w:sz w:val="16"/>
+                <w:szCs w:val="16"/>
+              </w:rPr>
+              <w:t>לקוח</w:t>
+            </w:r>
+          </w:p>
+        </w:tc>
+        <w:tc>
+          <w:tcPr>
+            <w:tcW w:w="880" w:type="dxa"/>
+            <w:tcBorders>
+              <w:top w:val="single" w:sz="4" w:space="0" w:color="BBBBBB"/>
+              <w:left w:val="single" w:sz="4" w:space="0" w:color="BBBBBB"/>
+              <w:bottom w:val="single" w:sz="4" w:space="0" w:color="BBBBBB"/>
+              <w:right w:val="single" w:sz="4" w:space="0" w:color="BBBBBB"/>
+            </w:tcBorders>
+            <w:shd w:val="clear" w:color="auto" w:fill="D6E4F0"/>
+            <w:tcMar>
+              <w:top w:w="60" w:type="dxa"/>
+              <w:left w:w="90" w:type="dxa"/>
+              <w:bottom w:w="60" w:type="dxa"/>
+              <w:right w:w="90" w:type="dxa"/>
+            </w:tcMar>
+          </w:tcPr>
+          <w:p>
+            <w:pPr>
+              <w:jc w:val="center"/>
+            </w:pPr>
+            <w:r>
+              <w:rPr>
+                <w:b/>
+                <w:bCs/>
+                <w:sz w:val="18"/>
+                <w:szCs w:val="18"/>
+              </w:rPr>
+              <w:t>לפיתוח</w:t>
+            </w:r>
+          </w:p>
+        </w:tc>
+        <w:tc>
+          <w:tcPr>
+            <w:tcW w:w="1850" w:type="dxa"/>
+            <w:tcBorders>
+              <w:top w:val="single" w:sz="4" w:space="0" w:color="BBBBBB"/>
+              <w:left w:val="single" w:sz="4" w:space="0" w:color="BBBBBB"/>
+              <w:bottom w:val="single" w:sz="4" w:space="0" w:color="BBBBBB"/>
+              <w:right w:val="single" w:sz="4" w:space="0" w:color="BBBBBB"/>
+            </w:tcBorders>
+            <w:tcMar>
+              <w:top w:w="60" w:type="dxa"/>
+              <w:left w:w="90" w:type="dxa"/>
+              <w:bottom w:w="60" w:type="dxa"/>
+              <w:right w:w="90" w:type="dxa"/>
+            </w:tcMar>
+          </w:tcPr>
+          <w:p>
+            <w:r>
+              <w:rPr>
+                <w:sz w:val="18"/>
+                <w:szCs w:val="18"/>
+              </w:rPr>
+              <w:t>יושם במוקאפ.</w:t>
+            </w:r>
+          </w:p>
+        </w:tc>
+      </w:tr>
+      <w:tr>
+        <w:tc>
+          <w:tcPr>
+            <w:tcW w:w="480" w:type="dxa"/>
+            <w:tcBorders>
+              <w:top w:val="single" w:sz="4" w:space="0" w:color="BBBBBB"/>
+              <w:left w:val="single" w:sz="4" w:space="0" w:color="BBBBBB"/>
+              <w:bottom w:val="single" w:sz="4" w:space="0" w:color="BBBBBB"/>
+              <w:right w:val="single" w:sz="4" w:space="0" w:color="BBBBBB"/>
+            </w:tcBorders>
+            <w:tcMar>
+              <w:top w:w="60" w:type="dxa"/>
+              <w:left w:w="90" w:type="dxa"/>
+              <w:bottom w:w="60" w:type="dxa"/>
+              <w:right w:w="90" w:type="dxa"/>
+            </w:tcMar>
+          </w:tcPr>
+          <w:p>
+            <w:pPr>
+              <w:jc w:val="center"/>
+            </w:pPr>
+            <w:r>
+              <w:rPr>
+                <w:b/>
+                <w:bCs/>
+                <w:sz w:val="18"/>
+                <w:szCs w:val="18"/>
+              </w:rPr>
+              <w:t>t8</w:t>
+            </w:r>
+          </w:p>
+        </w:tc>
+        <w:tc>
+          <w:tcPr>
+            <w:tcW w:w="1650" w:type="dxa"/>
+            <w:tcBorders>
+              <w:top w:val="single" w:sz="4" w:space="0" w:color="BBBBBB"/>
+              <w:left w:val="single" w:sz="4" w:space="0" w:color="BBBBBB"/>
+              <w:bottom w:val="single" w:sz="4" w:space="0" w:color="BBBBBB"/>
+              <w:right w:val="single" w:sz="4" w:space="0" w:color="BBBBBB"/>
+            </w:tcBorders>
+            <w:tcMar>
+              <w:top w:w="60" w:type="dxa"/>
+              <w:left w:w="90" w:type="dxa"/>
+              <w:bottom w:w="60" w:type="dxa"/>
+              <w:right w:w="90" w:type="dxa"/>
+            </w:tcMar>
+          </w:tcPr>
+          <w:p>
+            <w:r>
+              <w:rPr>
+                <w:sz w:val="16"/>
+                <w:szCs w:val="16"/>
+              </w:rPr>
+              <w:t>מדד תקציב</w:t>
+            </w:r>
+          </w:p>
+        </w:tc>
+        <w:tc>
+          <w:tcPr>
+            <w:tcW w:w="2050" w:type="dxa"/>
+            <w:tcBorders>
+              <w:top w:val="single" w:sz="4" w:space="0" w:color="BBBBBB"/>
+              <w:left w:val="single" w:sz="4" w:space="0" w:color="BBBBBB"/>
+              <w:bottom w:val="single" w:sz="4" w:space="0" w:color="BBBBBB"/>
+              <w:right w:val="single" w:sz="4" w:space="0" w:color="BBBBBB"/>
+            </w:tcBorders>
+            <w:tcMar>
+              <w:top w:w="60" w:type="dxa"/>
+              <w:left w:w="90" w:type="dxa"/>
+              <w:bottom w:w="60" w:type="dxa"/>
+              <w:right w:w="90" w:type="dxa"/>
+            </w:tcMar>
+          </w:tcPr>
+          <w:p>
+            <w:r>
+              <w:rPr>
+                <w:sz w:val="18"/>
+                <w:szCs w:val="18"/>
+              </w:rPr>
+              <w:t>"תקציב — להחליף כותרת ל: סך תקציב לענפים הנבחרים."</w:t>
+            </w:r>
+          </w:p>
+        </w:tc>
+        <w:tc>
+          <w:tcPr>
+            <w:tcW w:w="2050" w:type="dxa"/>
+            <w:tcBorders>
+              <w:top w:val="single" w:sz="4" w:space="0" w:color="BBBBBB"/>
+              <w:left w:val="single" w:sz="4" w:space="0" w:color="BBBBBB"/>
+              <w:bottom w:val="single" w:sz="4" w:space="0" w:color="BBBBBB"/>
+              <w:right w:val="single" w:sz="4" w:space="0" w:color="BBBBBB"/>
+            </w:tcBorders>
+            <w:tcMar>
+              <w:top w:w="60" w:type="dxa"/>
+              <w:left w:w="90" w:type="dxa"/>
+              <w:bottom w:w="60" w:type="dxa"/>
+              <w:right w:w="90" w:type="dxa"/>
+            </w:tcMar>
+          </w:tcPr>
+          <w:p>
+            <w:r>
+              <w:rPr>
+                <w:sz w:val="18"/>
+                <w:szCs w:val="18"/>
+              </w:rPr>
+              <w:t>שינוי כותרת המדד ל־סך תקציב לענפים הנבחרים.</w:t>
+            </w:r>
+          </w:p>
+        </w:tc>
+        <w:tc>
+          <w:tcPr>
+            <w:tcW w:w="780" w:type="dxa"/>
+            <w:tcBorders>
+              <w:top w:val="single" w:sz="4" w:space="0" w:color="BBBBBB"/>
+              <w:left w:val="single" w:sz="4" w:space="0" w:color="BBBBBB"/>
+              <w:bottom w:val="single" w:sz="4" w:space="0" w:color="BBBBBB"/>
+              <w:right w:val="single" w:sz="4" w:space="0" w:color="BBBBBB"/>
+            </w:tcBorders>
+            <w:tcMar>
+              <w:top w:w="60" w:type="dxa"/>
+              <w:left w:w="90" w:type="dxa"/>
+              <w:bottom w:w="60" w:type="dxa"/>
+              <w:right w:w="90" w:type="dxa"/>
+            </w:tcMar>
+          </w:tcPr>
+          <w:p>
+            <w:pPr>
+              <w:jc w:val="center"/>
+            </w:pPr>
+            <w:r>
+              <w:rPr>
+                <w:sz w:val="16"/>
+                <w:szCs w:val="16"/>
+              </w:rPr>
+              <w:t>לקוח</w:t>
+            </w:r>
+          </w:p>
+        </w:tc>
+        <w:tc>
+          <w:tcPr>
+            <w:tcW w:w="880" w:type="dxa"/>
+            <w:tcBorders>
+              <w:top w:val="single" w:sz="4" w:space="0" w:color="BBBBBB"/>
+              <w:left w:val="single" w:sz="4" w:space="0" w:color="BBBBBB"/>
+              <w:bottom w:val="single" w:sz="4" w:space="0" w:color="BBBBBB"/>
+              <w:right w:val="single" w:sz="4" w:space="0" w:color="BBBBBB"/>
+            </w:tcBorders>
+            <w:shd w:val="clear" w:color="auto" w:fill="D6E4F0"/>
+            <w:tcMar>
+              <w:top w:w="60" w:type="dxa"/>
+              <w:left w:w="90" w:type="dxa"/>
+              <w:bottom w:w="60" w:type="dxa"/>
+              <w:right w:w="90" w:type="dxa"/>
+            </w:tcMar>
+          </w:tcPr>
+          <w:p>
+            <w:pPr>
+              <w:jc w:val="center"/>
+            </w:pPr>
+            <w:r>
+              <w:rPr>
+                <w:b/>
+                <w:bCs/>
+                <w:sz w:val="18"/>
+                <w:szCs w:val="18"/>
+              </w:rPr>
+              <w:t>לפיתוח</w:t>
+            </w:r>
+          </w:p>
+        </w:tc>
+        <w:tc>
+          <w:tcPr>
+            <w:tcW w:w="1850" w:type="dxa"/>
+            <w:tcBorders>
+              <w:top w:val="single" w:sz="4" w:space="0" w:color="BBBBBB"/>
+              <w:left w:val="single" w:sz="4" w:space="0" w:color="BBBBBB"/>
+              <w:bottom w:val="single" w:sz="4" w:space="0" w:color="BBBBBB"/>
+              <w:right w:val="single" w:sz="4" w:space="0" w:color="BBBBBB"/>
+            </w:tcBorders>
+            <w:tcMar>
+              <w:top w:w="60" w:type="dxa"/>
+              <w:left w:w="90" w:type="dxa"/>
+              <w:bottom w:w="60" w:type="dxa"/>
+              <w:right w:w="90" w:type="dxa"/>
+            </w:tcMar>
+          </w:tcPr>
+          <w:p>
+            <w:r>
+              <w:rPr>
+                <w:sz w:val="18"/>
+                <w:szCs w:val="18"/>
+              </w:rPr>
+              <w:t>יושם במוקאפ.</w:t>
+            </w:r>
+          </w:p>
+        </w:tc>
+      </w:tr>
+      <w:tr>
+        <w:tc>
+          <w:tcPr>
+            <w:tcW w:w="480" w:type="dxa"/>
+            <w:tcBorders>
+              <w:top w:val="single" w:sz="4" w:space="0" w:color="BBBBBB"/>
+              <w:left w:val="single" w:sz="4" w:space="0" w:color="BBBBBB"/>
+              <w:bottom w:val="single" w:sz="4" w:space="0" w:color="BBBBBB"/>
+              <w:right w:val="single" w:sz="4" w:space="0" w:color="BBBBBB"/>
+            </w:tcBorders>
+            <w:tcMar>
+              <w:top w:w="60" w:type="dxa"/>
+              <w:left w:w="90" w:type="dxa"/>
+              <w:bottom w:w="60" w:type="dxa"/>
+              <w:right w:w="90" w:type="dxa"/>
+            </w:tcMar>
+          </w:tcPr>
+          <w:p>
+            <w:pPr>
+              <w:jc w:val="center"/>
+            </w:pPr>
+            <w:r>
+              <w:rPr>
+                <w:b/>
+                <w:bCs/>
+                <w:sz w:val="18"/>
+                <w:szCs w:val="18"/>
+              </w:rPr>
+              <w:t>t9</w:t>
+            </w:r>
+          </w:p>
+        </w:tc>
+        <w:tc>
+          <w:tcPr>
+            <w:tcW w:w="1650" w:type="dxa"/>
+            <w:tcBorders>
+              <w:top w:val="single" w:sz="4" w:space="0" w:color="BBBBBB"/>
+              <w:left w:val="single" w:sz="4" w:space="0" w:color="BBBBBB"/>
+              <w:bottom w:val="single" w:sz="4" w:space="0" w:color="BBBBBB"/>
+              <w:right w:val="single" w:sz="4" w:space="0" w:color="BBBBBB"/>
+            </w:tcBorders>
+            <w:tcMar>
+              <w:top w:w="60" w:type="dxa"/>
+              <w:left w:w="90" w:type="dxa"/>
+              <w:bottom w:w="60" w:type="dxa"/>
+              <w:right w:w="90" w:type="dxa"/>
+            </w:tcMar>
+          </w:tcPr>
+          <w:p>
+            <w:r>
+              <w:rPr>
+                <w:sz w:val="16"/>
+                <w:szCs w:val="16"/>
+              </w:rPr>
+              <w:t>מסנן סיווג ענף</w:t>
+            </w:r>
+          </w:p>
+        </w:tc>
+        <w:tc>
+          <w:tcPr>
+            <w:tcW w:w="2050" w:type="dxa"/>
+            <w:tcBorders>
+              <w:top w:val="single" w:sz="4" w:space="0" w:color="BBBBBB"/>
+              <w:left w:val="single" w:sz="4" w:space="0" w:color="BBBBBB"/>
+              <w:bottom w:val="single" w:sz="4" w:space="0" w:color="BBBBBB"/>
+              <w:right w:val="single" w:sz="4" w:space="0" w:color="BBBBBB"/>
+            </w:tcBorders>
+            <w:tcMar>
+              <w:top w:w="60" w:type="dxa"/>
+              <w:left w:w="90" w:type="dxa"/>
+              <w:bottom w:w="60" w:type="dxa"/>
+              <w:right w:w="90" w:type="dxa"/>
+            </w:tcMar>
+          </w:tcPr>
+          <w:p>
+            <w:r>
+              <w:rPr>
+                <w:sz w:val="18"/>
+                <w:szCs w:val="18"/>
+              </w:rPr>
+              <w:t>"להוסיף סיווג ענף (אולימפי) לסוג ענף."</w:t>
+            </w:r>
+          </w:p>
+        </w:tc>
+        <w:tc>
+          <w:tcPr>
+            <w:tcW w:w="2050" w:type="dxa"/>
+            <w:tcBorders>
+              <w:top w:val="single" w:sz="4" w:space="0" w:color="BBBBBB"/>
+              <w:left w:val="single" w:sz="4" w:space="0" w:color="BBBBBB"/>
+              <w:bottom w:val="single" w:sz="4" w:space="0" w:color="BBBBBB"/>
+              <w:right w:val="single" w:sz="4" w:space="0" w:color="BBBBBB"/>
+            </w:tcBorders>
+            <w:tcMar>
+              <w:top w:w="60" w:type="dxa"/>
+              <w:left w:w="90" w:type="dxa"/>
+              <w:bottom w:w="60" w:type="dxa"/>
+              <w:right w:w="90" w:type="dxa"/>
+            </w:tcMar>
+          </w:tcPr>
+          <w:p>
+            <w:r>
+              <w:rPr>
+                <w:sz w:val="18"/>
+                <w:szCs w:val="18"/>
+              </w:rPr>
+              <w:t>הוספת מסנן סיווג ענף (אולימפי / לא אולימפי) לשורת המסננים.</w:t>
+            </w:r>
+          </w:p>
+        </w:tc>
+        <w:tc>
+          <w:tcPr>
+            <w:tcW w:w="780" w:type="dxa"/>
+            <w:tcBorders>
+              <w:top w:val="single" w:sz="4" w:space="0" w:color="BBBBBB"/>
+              <w:left w:val="single" w:sz="4" w:space="0" w:color="BBBBBB"/>
+              <w:bottom w:val="single" w:sz="4" w:space="0" w:color="BBBBBB"/>
+              <w:right w:val="single" w:sz="4" w:space="0" w:color="BBBBBB"/>
+            </w:tcBorders>
+            <w:tcMar>
+              <w:top w:w="60" w:type="dxa"/>
+              <w:left w:w="90" w:type="dxa"/>
+              <w:bottom w:w="60" w:type="dxa"/>
+              <w:right w:w="90" w:type="dxa"/>
+            </w:tcMar>
+          </w:tcPr>
+          <w:p>
+            <w:pPr>
+              <w:jc w:val="center"/>
+            </w:pPr>
+            <w:r>
+              <w:rPr>
+                <w:sz w:val="16"/>
+                <w:szCs w:val="16"/>
+              </w:rPr>
+              <w:t>לקוח</w:t>
+            </w:r>
+          </w:p>
+        </w:tc>
+        <w:tc>
+          <w:tcPr>
+            <w:tcW w:w="880" w:type="dxa"/>
+            <w:tcBorders>
+              <w:top w:val="single" w:sz="4" w:space="0" w:color="BBBBBB"/>
+              <w:left w:val="single" w:sz="4" w:space="0" w:color="BBBBBB"/>
+              <w:bottom w:val="single" w:sz="4" w:space="0" w:color="BBBBBB"/>
+              <w:right w:val="single" w:sz="4" w:space="0" w:color="BBBBBB"/>
+            </w:tcBorders>
+            <w:shd w:val="clear" w:color="auto" w:fill="D6E4F0"/>
+            <w:tcMar>
+              <w:top w:w="60" w:type="dxa"/>
+              <w:left w:w="90" w:type="dxa"/>
+              <w:bottom w:w="60" w:type="dxa"/>
+              <w:right w:w="90" w:type="dxa"/>
+            </w:tcMar>
+          </w:tcPr>
+          <w:p>
+            <w:pPr>
+              <w:jc w:val="center"/>
+            </w:pPr>
+            <w:r>
+              <w:rPr>
+                <w:b/>
+                <w:bCs/>
+                <w:sz w:val="18"/>
+                <w:szCs w:val="18"/>
+              </w:rPr>
+              <w:t>לפיתוח</w:t>
+            </w:r>
+          </w:p>
+        </w:tc>
+        <w:tc>
+          <w:tcPr>
+            <w:tcW w:w="1850" w:type="dxa"/>
+            <w:tcBorders>
+              <w:top w:val="single" w:sz="4" w:space="0" w:color="BBBBBB"/>
+              <w:left w:val="single" w:sz="4" w:space="0" w:color="BBBBBB"/>
+              <w:bottom w:val="single" w:sz="4" w:space="0" w:color="BBBBBB"/>
+              <w:right w:val="single" w:sz="4" w:space="0" w:color="BBBBBB"/>
+            </w:tcBorders>
+            <w:tcMar>
+              <w:top w:w="60" w:type="dxa"/>
+              <w:left w:w="90" w:type="dxa"/>
+              <w:bottom w:w="60" w:type="dxa"/>
+              <w:right w:w="90" w:type="dxa"/>
+            </w:tcMar>
+          </w:tcPr>
+          <w:p>
+            <w:r>
+              <w:rPr>
+                <w:sz w:val="18"/>
+                <w:szCs w:val="18"/>
+              </w:rPr>
+              <w:t>יושם במוקאפ — מתחבר להשתייכות הענף לתוכנית האולימפית.</w:t>
+            </w:r>
+          </w:p>
+        </w:tc>
+      </w:tr>
+      <w:tr>
+        <w:tc>
+          <w:tcPr>
+            <w:tcW w:w="480" w:type="dxa"/>
+            <w:tcBorders>
+              <w:top w:val="single" w:sz="4" w:space="0" w:color="BBBBBB"/>
+              <w:left w:val="single" w:sz="4" w:space="0" w:color="BBBBBB"/>
+              <w:bottom w:val="single" w:sz="4" w:space="0" w:color="BBBBBB"/>
+              <w:right w:val="single" w:sz="4" w:space="0" w:color="BBBBBB"/>
+            </w:tcBorders>
+            <w:tcMar>
+              <w:top w:w="60" w:type="dxa"/>
+              <w:left w:w="90" w:type="dxa"/>
+              <w:bottom w:w="60" w:type="dxa"/>
+              <w:right w:w="90" w:type="dxa"/>
+            </w:tcMar>
+          </w:tcPr>
+          <w:p>
+            <w:pPr>
+              <w:jc w:val="center"/>
+            </w:pPr>
+            <w:r>
+              <w:rPr>
+                <w:b/>
+                <w:bCs/>
+                <w:sz w:val="18"/>
+                <w:szCs w:val="18"/>
+              </w:rPr>
+              <w:t>t11</w:t>
+            </w:r>
+          </w:p>
+        </w:tc>
+        <w:tc>
+          <w:tcPr>
+            <w:tcW w:w="1650" w:type="dxa"/>
+            <w:tcBorders>
+              <w:top w:val="single" w:sz="4" w:space="0" w:color="BBBBBB"/>
+              <w:left w:val="single" w:sz="4" w:space="0" w:color="BBBBBB"/>
+              <w:bottom w:val="single" w:sz="4" w:space="0" w:color="BBBBBB"/>
+              <w:right w:val="single" w:sz="4" w:space="0" w:color="BBBBBB"/>
+            </w:tcBorders>
+            <w:tcMar>
+              <w:top w:w="60" w:type="dxa"/>
+              <w:left w:w="90" w:type="dxa"/>
+              <w:bottom w:w="60" w:type="dxa"/>
+              <w:right w:w="90" w:type="dxa"/>
+            </w:tcMar>
+          </w:tcPr>
+          <w:p>
+            <w:r>
+              <w:rPr>
+                <w:sz w:val="16"/>
+                <w:szCs w:val="16"/>
+              </w:rPr>
+              <w:t>הגדרת קבוצות גודל התחרות</w:t>
+            </w:r>
+          </w:p>
+        </w:tc>
+        <w:tc>
+          <w:tcPr>
+            <w:tcW w:w="2050" w:type="dxa"/>
+            <w:tcBorders>
+              <w:top w:val="single" w:sz="4" w:space="0" w:color="BBBBBB"/>
+              <w:left w:val="single" w:sz="4" w:space="0" w:color="BBBBBB"/>
+              <w:bottom w:val="single" w:sz="4" w:space="0" w:color="BBBBBB"/>
+              <w:right w:val="single" w:sz="4" w:space="0" w:color="BBBBBB"/>
+            </w:tcBorders>
+            <w:tcMar>
+              <w:top w:w="60" w:type="dxa"/>
+              <w:left w:w="90" w:type="dxa"/>
+              <w:bottom w:w="60" w:type="dxa"/>
+              <w:right w:w="90" w:type="dxa"/>
+            </w:tcMar>
+          </w:tcPr>
+          <w:p>
+            <w:r>
+              <w:rPr>
+                <w:sz w:val="18"/>
+                <w:szCs w:val="18"/>
+              </w:rPr>
+              <w:t>"לקבל מסהר ושרון את החלוקה לגדלים; אין הכרח ל-4, תזינו כמה דליים שתרצו."</w:t>
+            </w:r>
+          </w:p>
+        </w:tc>
+        <w:tc>
+          <w:tcPr>
+            <w:tcW w:w="2050" w:type="dxa"/>
+            <w:tcBorders>
+              <w:top w:val="single" w:sz="4" w:space="0" w:color="BBBBBB"/>
+              <w:left w:val="single" w:sz="4" w:space="0" w:color="BBBBBB"/>
+              <w:bottom w:val="single" w:sz="4" w:space="0" w:color="BBBBBB"/>
+              <w:right w:val="single" w:sz="4" w:space="0" w:color="BBBBBB"/>
+            </w:tcBorders>
+            <w:tcMar>
+              <w:top w:w="60" w:type="dxa"/>
+              <w:left w:w="90" w:type="dxa"/>
+              <w:bottom w:w="60" w:type="dxa"/>
+              <w:right w:w="90" w:type="dxa"/>
+            </w:tcMar>
+          </w:tcPr>
+          <w:p>
+            <w:r>
+              <w:rPr>
+                <w:sz w:val="18"/>
+                <w:szCs w:val="18"/>
+              </w:rPr>
+              <w:t>קביעת מספר וגבולות דליי הגודל (גמיש, לא בהכרח 4).</w:t>
+            </w:r>
+          </w:p>
+        </w:tc>
+        <w:tc>
+          <w:tcPr>
+            <w:tcW w:w="780" w:type="dxa"/>
+            <w:tcBorders>
+              <w:top w:val="single" w:sz="4" w:space="0" w:color="BBBBBB"/>
+              <w:left w:val="single" w:sz="4" w:space="0" w:color="BBBBBB"/>
+              <w:bottom w:val="single" w:sz="4" w:space="0" w:color="BBBBBB"/>
+              <w:right w:val="single" w:sz="4" w:space="0" w:color="BBBBBB"/>
+            </w:tcBorders>
+            <w:tcMar>
+              <w:top w:w="60" w:type="dxa"/>
+              <w:left w:w="90" w:type="dxa"/>
+              <w:bottom w:w="60" w:type="dxa"/>
+              <w:right w:w="90" w:type="dxa"/>
+            </w:tcMar>
+          </w:tcPr>
+          <w:p>
+            <w:pPr>
+              <w:jc w:val="center"/>
+            </w:pPr>
+            <w:r>
+              <w:rPr>
+                <w:sz w:val="16"/>
+                <w:szCs w:val="16"/>
+              </w:rPr>
+              <w:t>סהר/שרון</w:t>
+            </w:r>
+          </w:p>
+        </w:tc>
+        <w:tc>
+          <w:tcPr>
+            <w:tcW w:w="880" w:type="dxa"/>
+            <w:tcBorders>
+              <w:top w:val="single" w:sz="4" w:space="0" w:color="BBBBBB"/>
+              <w:left w:val="single" w:sz="4" w:space="0" w:color="BBBBBB"/>
+              <w:bottom w:val="single" w:sz="4" w:space="0" w:color="BBBBBB"/>
+              <w:right w:val="single" w:sz="4" w:space="0" w:color="BBBBBB"/>
+            </w:tcBorders>
+            <w:shd w:val="clear" w:color="auto" w:fill="FFE8CC"/>
+            <w:tcMar>
+              <w:top w:w="60" w:type="dxa"/>
+              <w:left w:w="90" w:type="dxa"/>
+              <w:bottom w:w="60" w:type="dxa"/>
+              <w:right w:w="90" w:type="dxa"/>
+            </w:tcMar>
+          </w:tcPr>
+          <w:p>
+            <w:pPr>
+              <w:jc w:val="center"/>
+            </w:pPr>
+            <w:r>
+              <w:rPr>
+                <w:b/>
+                <w:bCs/>
+                <w:sz w:val="18"/>
+                <w:szCs w:val="18"/>
+              </w:rPr>
+              <w:t>לפיתוח</w:t>
+            </w:r>
+          </w:p>
+        </w:tc>
+        <w:tc>
+          <w:tcPr>
+            <w:tcW w:w="1850" w:type="dxa"/>
+            <w:tcBorders>
+              <w:top w:val="single" w:sz="4" w:space="0" w:color="BBBBBB"/>
+              <w:left w:val="single" w:sz="4" w:space="0" w:color="BBBBBB"/>
+              <w:bottom w:val="single" w:sz="4" w:space="0" w:color="BBBBBB"/>
+              <w:right w:val="single" w:sz="4" w:space="0" w:color="BBBBBB"/>
+            </w:tcBorders>
+            <w:tcMar>
+              <w:top w:w="60" w:type="dxa"/>
+              <w:left w:w="90" w:type="dxa"/>
+              <w:bottom w:w="60" w:type="dxa"/>
+              <w:right w:w="90" w:type="dxa"/>
+            </w:tcMar>
+          </w:tcPr>
+          <w:p>
+            <w:r>
+              <w:rPr>
+                <w:sz w:val="18"/>
+                <w:szCs w:val="18"/>
+              </w:rPr>
+              <w:t>נענה ויושם — החלוקה לגדלים ניתנת להגדרה חופשית במערכת דרך קבוצות הגודל (כל מספר קבוצות); יושם במוקאפ בסרגל קבוצות הגודל ובגרף גודל התחרות, ללא תלות בגורם חיצוני.</w:t>
+            </w:r>
+          </w:p>
+        </w:tc>
+      </w:tr>
+      <w:tr>
+        <w:tc>
+          <w:tcPr>
+            <w:tcW w:w="480" w:type="dxa"/>
+            <w:tcBorders>
+              <w:top w:val="single" w:sz="4" w:space="0" w:color="BBBBBB"/>
+              <w:left w:val="single" w:sz="4" w:space="0" w:color="BBBBBB"/>
+              <w:bottom w:val="single" w:sz="4" w:space="0" w:color="BBBBBB"/>
+              <w:right w:val="single" w:sz="4" w:space="0" w:color="BBBBBB"/>
+            </w:tcBorders>
+            <w:tcMar>
+              <w:top w:w="60" w:type="dxa"/>
+              <w:left w:w="90" w:type="dxa"/>
+              <w:bottom w:w="60" w:type="dxa"/>
+              <w:right w:w="90" w:type="dxa"/>
+            </w:tcMar>
+          </w:tcPr>
+          <w:p>
+            <w:pPr>
+              <w:jc w:val="center"/>
+            </w:pPr>
+            <w:r>
+              <w:rPr>
+                <w:b/>
+                <w:bCs/>
+                <w:sz w:val="18"/>
+                <w:szCs w:val="18"/>
+              </w:rPr>
+              <w:t>t12</w:t>
+            </w:r>
+          </w:p>
+        </w:tc>
+        <w:tc>
+          <w:tcPr>
+            <w:tcW w:w="1650" w:type="dxa"/>
+            <w:tcBorders>
+              <w:top w:val="single" w:sz="4" w:space="0" w:color="BBBBBB"/>
+              <w:left w:val="single" w:sz="4" w:space="0" w:color="BBBBBB"/>
+              <w:bottom w:val="single" w:sz="4" w:space="0" w:color="BBBBBB"/>
+              <w:right w:val="single" w:sz="4" w:space="0" w:color="BBBBBB"/>
+            </w:tcBorders>
+            <w:tcMar>
+              <w:top w:w="60" w:type="dxa"/>
+              <w:left w:w="90" w:type="dxa"/>
+              <w:bottom w:w="60" w:type="dxa"/>
+              <w:right w:w="90" w:type="dxa"/>
+            </w:tcMar>
+          </w:tcPr>
+          <w:p>
+            <w:r>
+              <w:rPr>
+                <w:sz w:val="16"/>
+                <w:szCs w:val="16"/>
+              </w:rPr>
+              <w:t>קבוצות גיל</w:t>
+            </w:r>
+          </w:p>
+        </w:tc>
+        <w:tc>
+          <w:tcPr>
+            <w:tcW w:w="2050" w:type="dxa"/>
+            <w:tcBorders>
+              <w:top w:val="single" w:sz="4" w:space="0" w:color="BBBBBB"/>
+              <w:left w:val="single" w:sz="4" w:space="0" w:color="BBBBBB"/>
+              <w:bottom w:val="single" w:sz="4" w:space="0" w:color="BBBBBB"/>
+              <w:right w:val="single" w:sz="4" w:space="0" w:color="BBBBBB"/>
+            </w:tcBorders>
+            <w:tcMar>
+              <w:top w:w="60" w:type="dxa"/>
+              <w:left w:w="90" w:type="dxa"/>
+              <w:bottom w:w="60" w:type="dxa"/>
+              <w:right w:w="90" w:type="dxa"/>
+            </w:tcMar>
+          </w:tcPr>
+          <w:p>
+            <w:r>
+              <w:rPr>
+                <w:sz w:val="18"/>
+                <w:szCs w:val="18"/>
+              </w:rPr>
+              <w:t>"לבדוק אפשרות של הכנת פרמטרים לקבוצות גילאים."</w:t>
+            </w:r>
+          </w:p>
+        </w:tc>
+        <w:tc>
+          <w:tcPr>
+            <w:tcW w:w="2050" w:type="dxa"/>
+            <w:tcBorders>
+              <w:top w:val="single" w:sz="4" w:space="0" w:color="BBBBBB"/>
+              <w:left w:val="single" w:sz="4" w:space="0" w:color="BBBBBB"/>
+              <w:bottom w:val="single" w:sz="4" w:space="0" w:color="BBBBBB"/>
+              <w:right w:val="single" w:sz="4" w:space="0" w:color="BBBBBB"/>
+            </w:tcBorders>
+            <w:tcMar>
+              <w:top w:w="60" w:type="dxa"/>
+              <w:left w:w="90" w:type="dxa"/>
+              <w:bottom w:w="60" w:type="dxa"/>
+              <w:right w:w="90" w:type="dxa"/>
+            </w:tcMar>
+          </w:tcPr>
+          <w:p>
+            <w:r>
+              <w:rPr>
+                <w:sz w:val="18"/>
+                <w:szCs w:val="18"/>
+              </w:rPr>
+              <w:t>בחינת היתכנות הגדרת קבוצות גיל (בדומה לקבוצות הגודל).</w:t>
+            </w:r>
+          </w:p>
+        </w:tc>
+        <w:tc>
+          <w:tcPr>
+            <w:tcW w:w="780" w:type="dxa"/>
+            <w:tcBorders>
+              <w:top w:val="single" w:sz="4" w:space="0" w:color="BBBBBB"/>
+              <w:left w:val="single" w:sz="4" w:space="0" w:color="BBBBBB"/>
+              <w:bottom w:val="single" w:sz="4" w:space="0" w:color="BBBBBB"/>
+              <w:right w:val="single" w:sz="4" w:space="0" w:color="BBBBBB"/>
+            </w:tcBorders>
+            <w:tcMar>
+              <w:top w:w="60" w:type="dxa"/>
+              <w:left w:w="90" w:type="dxa"/>
+              <w:bottom w:w="60" w:type="dxa"/>
+              <w:right w:w="90" w:type="dxa"/>
+            </w:tcMar>
+          </w:tcPr>
+          <w:p>
+            <w:pPr>
+              <w:jc w:val="center"/>
+            </w:pPr>
+            <w:r>
+              <w:rPr>
+                <w:sz w:val="16"/>
+                <w:szCs w:val="16"/>
+              </w:rPr>
+              <w:t>לקוח</w:t>
+            </w:r>
+          </w:p>
+        </w:tc>
+        <w:tc>
+          <w:tcPr>
+            <w:tcW w:w="880" w:type="dxa"/>
+            <w:tcBorders>
+              <w:top w:val="single" w:sz="4" w:space="0" w:color="BBBBBB"/>
+              <w:left w:val="single" w:sz="4" w:space="0" w:color="BBBBBB"/>
+              <w:bottom w:val="single" w:sz="4" w:space="0" w:color="BBBBBB"/>
+              <w:right w:val="single" w:sz="4" w:space="0" w:color="BBBBBB"/>
+            </w:tcBorders>
+            <w:shd w:val="clear" w:color="auto" w:fill="FFE8CC"/>
+            <w:tcMar>
+              <w:top w:w="60" w:type="dxa"/>
+              <w:left w:w="90" w:type="dxa"/>
+              <w:bottom w:w="60" w:type="dxa"/>
+              <w:right w:w="90" w:type="dxa"/>
+            </w:tcMar>
+          </w:tcPr>
+          <w:p>
+            <w:pPr>
+              <w:jc w:val="center"/>
+            </w:pPr>
+            <w:r>
+              <w:rPr>
+                <w:b/>
+                <w:bCs/>
+                <w:sz w:val="18"/>
+                <w:szCs w:val="18"/>
+              </w:rPr>
+              <w:t>לפיתוח</w:t>
+            </w:r>
+          </w:p>
+        </w:tc>
+        <w:tc>
+          <w:tcPr>
+            <w:tcW w:w="1850" w:type="dxa"/>
+            <w:tcBorders>
+              <w:top w:val="single" w:sz="4" w:space="0" w:color="BBBBBB"/>
+              <w:left w:val="single" w:sz="4" w:space="0" w:color="BBBBBB"/>
+              <w:bottom w:val="single" w:sz="4" w:space="0" w:color="BBBBBB"/>
+              <w:right w:val="single" w:sz="4" w:space="0" w:color="BBBBBB"/>
+            </w:tcBorders>
+            <w:tcMar>
+              <w:top w:w="60" w:type="dxa"/>
+              <w:left w:w="90" w:type="dxa"/>
+              <w:bottom w:w="60" w:type="dxa"/>
+              <w:right w:w="90" w:type="dxa"/>
+            </w:tcMar>
+          </w:tcPr>
+          <w:p>
+            <w:r>
+              <w:rPr>
+                <w:sz w:val="18"/>
+                <w:szCs w:val="18"/>
+              </w:rPr>
+              <w:t>נענה — הוכן מנגנון הפרמטרים לקבוצות גיל (זהה למנגנון קבוצות הגודל); ההיתכנות אושרה והחלוקה ניתנת להגדרה חופשית.</w:t>
+            </w:r>
+          </w:p>
+        </w:tc>
+      </w:tr>
+    </w:tbl>
+    <w:p>
+      <w:pPr>
+        <w:pStyle w:val="Heading2"/>
+        <w:spacing w:before="240" w:after="120"/>
+      </w:pPr>
+      <w:r>
+        <w:rPr>
+          <w:color w:val="1F3F6D"/>
+        </w:rPr>
+        <w:t>דשבורד הישגיות קבוצתי — הבהרות, לעתיד וביטולים (5 פעולות)</w:t>
+      </w:r>
+    </w:p>
+    <w:tbl>
+      <w:tblPr>
+        <w:bidiVisual/>
+        <w:tblW w:w="9740" w:type="dxa"/>
+        <w:tblBorders>
+          <w:top w:val="single" w:sz="4" w:space="0" w:color="auto"/>
+          <w:left w:val="single" w:sz="4" w:space="0" w:color="auto"/>
+          <w:bottom w:val="single" w:sz="4" w:space="0" w:color="auto"/>
+          <w:right w:val="single" w:sz="4" w:space="0" w:color="auto"/>
+          <w:insideH w:val="single" w:sz="4" w:space="0" w:color="auto"/>
+          <w:insideV w:val="single" w:sz="4" w:space="0" w:color="auto"/>
+        </w:tblBorders>
+        <w:tblLayout w:type="fixed"/>
+        <w:tblCellMar>
+          <w:left w:w="10" w:type="dxa"/>
+          <w:right w:w="10" w:type="dxa"/>
+        </w:tblCellMar>
+        <w:tblLook w:val="0000" w:firstRow="0" w:lastRow="0" w:firstColumn="0" w:lastColumn="0" w:noHBand="0" w:noVBand="0"/>
+      </w:tblPr>
+      <w:tblGrid>
+        <w:gridCol w:w="480"/>
+        <w:gridCol w:w="1650"/>
+        <w:gridCol w:w="2050"/>
+        <w:gridCol w:w="2050"/>
+        <w:gridCol w:w="780"/>
+        <w:gridCol w:w="880"/>
+        <w:gridCol w:w="1850"/>
+      </w:tblGrid>
+      <w:tr>
+        <w:tc>
+          <w:tcPr>
+            <w:tcW w:w="480" w:type="dxa"/>
+            <w:tcBorders>
+              <w:top w:val="single" w:sz="4" w:space="0" w:color="BBBBBB"/>
+              <w:left w:val="single" w:sz="4" w:space="0" w:color="BBBBBB"/>
+              <w:bottom w:val="single" w:sz="4" w:space="0" w:color="BBBBBB"/>
+              <w:right w:val="single" w:sz="4" w:space="0" w:color="BBBBBB"/>
+            </w:tcBorders>
+            <w:shd w:val="clear" w:color="auto" w:fill="1F3F6D"/>
+            <w:tcMar>
+              <w:top w:w="60" w:type="dxa"/>
+              <w:left w:w="90" w:type="dxa"/>
+              <w:bottom w:w="60" w:type="dxa"/>
+              <w:right w:w="90" w:type="dxa"/>
+            </w:tcMar>
+          </w:tcPr>
+          <w:p>
+            <w:pPr>
+              <w:jc w:val="center"/>
+            </w:pPr>
+            <w:r>
+              <w:rPr>
+                <w:b/>
+                <w:bCs/>
+                <w:color w:val="FFFFFF"/>
+                <w:sz w:val="19"/>
+                <w:szCs w:val="19"/>
+              </w:rPr>
+              <w:t>כרטיס</w:t>
+            </w:r>
+          </w:p>
+        </w:tc>
+        <w:tc>
+          <w:tcPr>
+            <w:tcW w:w="1650" w:type="dxa"/>
+            <w:tcBorders>
+              <w:top w:val="single" w:sz="4" w:space="0" w:color="BBBBBB"/>
+              <w:left w:val="single" w:sz="4" w:space="0" w:color="BBBBBB"/>
+              <w:bottom w:val="single" w:sz="4" w:space="0" w:color="BBBBBB"/>
+              <w:right w:val="single" w:sz="4" w:space="0" w:color="BBBBBB"/>
+            </w:tcBorders>
+            <w:shd w:val="clear" w:color="auto" w:fill="1F3F6D"/>
+            <w:tcMar>
+              <w:top w:w="60" w:type="dxa"/>
+              <w:left w:w="90" w:type="dxa"/>
+              <w:bottom w:w="60" w:type="dxa"/>
+              <w:right w:w="90" w:type="dxa"/>
+            </w:tcMar>
+          </w:tcPr>
+          <w:p>
+            <w:pPr>
+              <w:jc w:val="center"/>
+            </w:pPr>
+            <w:r>
+              <w:rPr>
+                <w:b/>
+                <w:bCs/>
+                <w:color w:val="FFFFFF"/>
+                <w:sz w:val="19"/>
+                <w:szCs w:val="19"/>
+              </w:rPr>
+              <w:t>התרשים (כותרת נוכחית)</w:t>
+            </w:r>
+          </w:p>
+        </w:tc>
+        <w:tc>
+          <w:tcPr>
+            <w:tcW w:w="2050" w:type="dxa"/>
+            <w:tcBorders>
+              <w:top w:val="single" w:sz="4" w:space="0" w:color="BBBBBB"/>
+              <w:left w:val="single" w:sz="4" w:space="0" w:color="BBBBBB"/>
+              <w:bottom w:val="single" w:sz="4" w:space="0" w:color="BBBBBB"/>
+              <w:right w:val="single" w:sz="4" w:space="0" w:color="BBBBBB"/>
+            </w:tcBorders>
+            <w:shd w:val="clear" w:color="auto" w:fill="1F3F6D"/>
+            <w:tcMar>
+              <w:top w:w="60" w:type="dxa"/>
+              <w:left w:w="90" w:type="dxa"/>
+              <w:bottom w:w="60" w:type="dxa"/>
+              <w:right w:w="90" w:type="dxa"/>
+            </w:tcMar>
+          </w:tcPr>
+          <w:p>
+            <w:pPr>
+              <w:jc w:val="center"/>
+            </w:pPr>
+            <w:r>
+              <w:rPr>
+                <w:b/>
+                <w:bCs/>
+                <w:color w:val="FFFFFF"/>
+                <w:sz w:val="19"/>
+                <w:szCs w:val="19"/>
+              </w:rPr>
+              <w:t>ההערה המקורית (ציטוט)</w:t>
+            </w:r>
+          </w:p>
+        </w:tc>
+        <w:tc>
+          <w:tcPr>
+            <w:tcW w:w="2050" w:type="dxa"/>
+            <w:tcBorders>
+              <w:top w:val="single" w:sz="4" w:space="0" w:color="BBBBBB"/>
+              <w:left w:val="single" w:sz="4" w:space="0" w:color="BBBBBB"/>
+              <w:bottom w:val="single" w:sz="4" w:space="0" w:color="BBBBBB"/>
+              <w:right w:val="single" w:sz="4" w:space="0" w:color="BBBBBB"/>
+            </w:tcBorders>
+            <w:shd w:val="clear" w:color="auto" w:fill="1F3F6D"/>
+            <w:tcMar>
+              <w:top w:w="60" w:type="dxa"/>
+              <w:left w:w="90" w:type="dxa"/>
+              <w:bottom w:w="60" w:type="dxa"/>
+              <w:right w:w="90" w:type="dxa"/>
+            </w:tcMar>
+          </w:tcPr>
+          <w:p>
+            <w:pPr>
+              <w:jc w:val="center"/>
+            </w:pPr>
+            <w:r>
+              <w:rPr>
+                <w:b/>
+                <w:bCs/>
+                <w:color w:val="FFFFFF"/>
+                <w:sz w:val="19"/>
+                <w:szCs w:val="19"/>
+              </w:rPr>
+              <w:t>הפעולה המבוקשת</w:t>
+            </w:r>
+          </w:p>
+        </w:tc>
+        <w:tc>
+          <w:tcPr>
+            <w:tcW w:w="780" w:type="dxa"/>
+            <w:tcBorders>
+              <w:top w:val="single" w:sz="4" w:space="0" w:color="BBBBBB"/>
+              <w:left w:val="single" w:sz="4" w:space="0" w:color="BBBBBB"/>
+              <w:bottom w:val="single" w:sz="4" w:space="0" w:color="BBBBBB"/>
+              <w:right w:val="single" w:sz="4" w:space="0" w:color="BBBBBB"/>
+            </w:tcBorders>
+            <w:shd w:val="clear" w:color="auto" w:fill="1F3F6D"/>
+            <w:tcMar>
+              <w:top w:w="60" w:type="dxa"/>
+              <w:left w:w="90" w:type="dxa"/>
+              <w:bottom w:w="60" w:type="dxa"/>
+              <w:right w:w="90" w:type="dxa"/>
+            </w:tcMar>
+          </w:tcPr>
+          <w:p>
+            <w:pPr>
+              <w:jc w:val="center"/>
+            </w:pPr>
+            <w:r>
+              <w:rPr>
+                <w:b/>
+                <w:bCs/>
+                <w:color w:val="FFFFFF"/>
+                <w:sz w:val="19"/>
+                <w:szCs w:val="19"/>
+              </w:rPr>
+              <w:t>מקור</w:t>
+            </w:r>
+          </w:p>
+        </w:tc>
+        <w:tc>
+          <w:tcPr>
+            <w:tcW w:w="880" w:type="dxa"/>
+            <w:tcBorders>
+              <w:top w:val="single" w:sz="4" w:space="0" w:color="BBBBBB"/>
+              <w:left w:val="single" w:sz="4" w:space="0" w:color="BBBBBB"/>
+              <w:bottom w:val="single" w:sz="4" w:space="0" w:color="BBBBBB"/>
+              <w:right w:val="single" w:sz="4" w:space="0" w:color="BBBBBB"/>
+            </w:tcBorders>
+            <w:shd w:val="clear" w:color="auto" w:fill="1F3F6D"/>
+            <w:tcMar>
+              <w:top w:w="60" w:type="dxa"/>
+              <w:left w:w="90" w:type="dxa"/>
+              <w:bottom w:w="60" w:type="dxa"/>
+              <w:right w:w="90" w:type="dxa"/>
+            </w:tcMar>
+          </w:tcPr>
+          <w:p>
+            <w:pPr>
+              <w:jc w:val="center"/>
+            </w:pPr>
+            <w:r>
+              <w:rPr>
+                <w:b/>
+                <w:bCs/>
+                <w:color w:val="FFFFFF"/>
+                <w:sz w:val="19"/>
+                <w:szCs w:val="19"/>
+              </w:rPr>
+              <w:t>החלטה</w:t>
+            </w:r>
+          </w:p>
+        </w:tc>
+        <w:tc>
+          <w:tcPr>
+            <w:tcW w:w="1850" w:type="dxa"/>
+            <w:tcBorders>
+              <w:top w:val="single" w:sz="4" w:space="0" w:color="BBBBBB"/>
+              <w:left w:val="single" w:sz="4" w:space="0" w:color="BBBBBB"/>
+              <w:bottom w:val="single" w:sz="4" w:space="0" w:color="BBBBBB"/>
+              <w:right w:val="single" w:sz="4" w:space="0" w:color="BBBBBB"/>
+            </w:tcBorders>
+            <w:shd w:val="clear" w:color="auto" w:fill="1F3F6D"/>
+            <w:tcMar>
+              <w:top w:w="60" w:type="dxa"/>
+              <w:left w:w="90" w:type="dxa"/>
+              <w:bottom w:w="60" w:type="dxa"/>
+              <w:right w:w="90" w:type="dxa"/>
+            </w:tcMar>
+          </w:tcPr>
+          <w:p>
+            <w:pPr>
+              <w:jc w:val="center"/>
+            </w:pPr>
+            <w:r>
+              <w:rPr>
+                <w:b/>
+                <w:bCs/>
+                <w:color w:val="FFFFFF"/>
+                <w:sz w:val="19"/>
+                <w:szCs w:val="19"/>
+              </w:rPr>
+              <w:t>סיבה</w:t>
+            </w:r>
+          </w:p>
+        </w:tc>
+      </w:tr>
+      <w:tr>
+        <w:tc>
+          <w:tcPr>
+            <w:tcW w:w="480" w:type="dxa"/>
+            <w:tcBorders>
+              <w:top w:val="single" w:sz="4" w:space="0" w:color="BBBBBB"/>
+              <w:left w:val="single" w:sz="4" w:space="0" w:color="BBBBBB"/>
+              <w:bottom w:val="single" w:sz="4" w:space="0" w:color="BBBBBB"/>
+              <w:right w:val="single" w:sz="4" w:space="0" w:color="BBBBBB"/>
+            </w:tcBorders>
+            <w:tcMar>
+              <w:top w:w="60" w:type="dxa"/>
+              <w:left w:w="90" w:type="dxa"/>
+              <w:bottom w:w="60" w:type="dxa"/>
+              <w:right w:w="90" w:type="dxa"/>
+            </w:tcMar>
+          </w:tcPr>
+          <w:p>
+            <w:pPr>
+              <w:jc w:val="center"/>
+            </w:pPr>
+            <w:r>
+              <w:rPr>
+                <w:b/>
+                <w:bCs/>
+                <w:sz w:val="18"/>
+                <w:szCs w:val="18"/>
+              </w:rPr>
+              <w:t xml:space="preserve">t3</w:t>
+            </w:r>
+          </w:p>
+        </w:tc>
+        <w:tc>
+          <w:tcPr>
+            <w:tcW w:w="1650" w:type="dxa"/>
+            <w:tcBorders>
+              <w:top w:val="single" w:sz="4" w:space="0" w:color="BBBBBB"/>
+              <w:left w:val="single" w:sz="4" w:space="0" w:color="BBBBBB"/>
+              <w:bottom w:val="single" w:sz="4" w:space="0" w:color="BBBBBB"/>
+              <w:right w:val="single" w:sz="4" w:space="0" w:color="BBBBBB"/>
+            </w:tcBorders>
+            <w:tcMar>
+              <w:top w:w="60" w:type="dxa"/>
+              <w:left w:w="90" w:type="dxa"/>
+              <w:bottom w:w="60" w:type="dxa"/>
+              <w:right w:w="90" w:type="dxa"/>
+            </w:tcMar>
+          </w:tcPr>
+          <w:p>
+            <w:r>
+              <w:rPr>
+                <w:sz w:val="16"/>
+                <w:szCs w:val="16"/>
+              </w:rPr>
+              <w:t xml:space="preserve">מיקום ממוצע לפי גודל תחרות</w:t>
+            </w:r>
+          </w:p>
+        </w:tc>
+        <w:tc>
+          <w:tcPr>
+            <w:tcW w:w="2050" w:type="dxa"/>
+            <w:tcBorders>
+              <w:top w:val="single" w:sz="4" w:space="0" w:color="BBBBBB"/>
+              <w:left w:val="single" w:sz="4" w:space="0" w:color="BBBBBB"/>
+              <w:bottom w:val="single" w:sz="4" w:space="0" w:color="BBBBBB"/>
+              <w:right w:val="single" w:sz="4" w:space="0" w:color="BBBBBB"/>
+            </w:tcBorders>
+            <w:tcMar>
+              <w:top w:w="60" w:type="dxa"/>
+              <w:left w:w="90" w:type="dxa"/>
+              <w:bottom w:w="60" w:type="dxa"/>
+              <w:right w:w="90" w:type="dxa"/>
+            </w:tcMar>
+          </w:tcPr>
+          <w:p>
+            <w:r>
+              <w:rPr>
+                <w:sz w:val="18"/>
+                <w:szCs w:val="18"/>
+              </w:rPr>
+              <w:t xml:space="preserve">מונחה פרמטרים — להגדיר את הפרמטרים.</w:t>
+            </w:r>
+          </w:p>
+        </w:tc>
+        <w:tc>
+          <w:tcPr>
+            <w:tcW w:w="2050" w:type="dxa"/>
+            <w:tcBorders>
+              <w:top w:val="single" w:sz="4" w:space="0" w:color="BBBBBB"/>
+              <w:left w:val="single" w:sz="4" w:space="0" w:color="BBBBBB"/>
+              <w:bottom w:val="single" w:sz="4" w:space="0" w:color="BBBBBB"/>
+              <w:right w:val="single" w:sz="4" w:space="0" w:color="BBBBBB"/>
+            </w:tcBorders>
+            <w:tcMar>
+              <w:top w:w="60" w:type="dxa"/>
+              <w:left w:w="90" w:type="dxa"/>
+              <w:bottom w:w="60" w:type="dxa"/>
+              <w:right w:w="90" w:type="dxa"/>
+            </w:tcMar>
+          </w:tcPr>
+          <w:p>
+            <w:r>
+              <w:rPr>
+                <w:sz w:val="18"/>
+                <w:szCs w:val="18"/>
+              </w:rPr>
+              <w:t xml:space="preserve">הגדרת ספי "גודל תחרות" (קטנה/בינונית/גדולה) כתנאי למימוש החתך.</w:t>
+            </w:r>
+          </w:p>
+        </w:tc>
+        <w:tc>
+          <w:tcPr>
+            <w:tcW w:w="780" w:type="dxa"/>
+            <w:tcBorders>
+              <w:top w:val="single" w:sz="4" w:space="0" w:color="BBBBBB"/>
+              <w:left w:val="single" w:sz="4" w:space="0" w:color="BBBBBB"/>
+              <w:bottom w:val="single" w:sz="4" w:space="0" w:color="BBBBBB"/>
+              <w:right w:val="single" w:sz="4" w:space="0" w:color="BBBBBB"/>
+            </w:tcBorders>
+            <w:tcMar>
+              <w:top w:w="60" w:type="dxa"/>
+              <w:left w:w="90" w:type="dxa"/>
+              <w:bottom w:w="60" w:type="dxa"/>
+              <w:right w:w="90" w:type="dxa"/>
+            </w:tcMar>
+          </w:tcPr>
+          <w:p>
+            <w:pPr>
+              <w:jc w:val="center"/>
+            </w:pPr>
+            <w:r>
+              <w:rPr>
+                <w:sz w:val="16"/>
+                <w:szCs w:val="16"/>
+              </w:rPr>
+              <w:t xml:space="preserve">טובה</w:t>
+            </w:r>
+          </w:p>
+        </w:tc>
+        <w:tc>
+          <w:tcPr>
+            <w:tcW w:w="880" w:type="dxa"/>
+            <w:tcBorders>
+              <w:top w:val="single" w:sz="4" w:space="0" w:color="BBBBBB"/>
+              <w:left w:val="single" w:sz="4" w:space="0" w:color="BBBBBB"/>
+              <w:bottom w:val="single" w:sz="4" w:space="0" w:color="BBBBBB"/>
+              <w:right w:val="single" w:sz="4" w:space="0" w:color="BBBBBB"/>
+            </w:tcBorders>
+            <w:shd w:val="clear" w:color="auto" w:fill="FFE8CC"/>
+            <w:tcMar>
+              <w:top w:w="60" w:type="dxa"/>
+              <w:left w:w="90" w:type="dxa"/>
+              <w:bottom w:w="60" w:type="dxa"/>
+              <w:right w:w="90" w:type="dxa"/>
+            </w:tcMar>
+          </w:tcPr>
+          <w:p>
+            <w:pPr>
+              <w:jc w:val="center"/>
+            </w:pPr>
+            <w:r>
+              <w:rPr>
+                <w:b/>
+                <w:bCs/>
+                <w:sz w:val="18"/>
+                <w:szCs w:val="18"/>
+              </w:rPr>
+              <w:t>בוטל</w:t>
+            </w:r>
+          </w:p>
+        </w:tc>
+        <w:tc>
+          <w:tcPr>
+            <w:tcW w:w="1850" w:type="dxa"/>
+            <w:tcBorders>
+              <w:top w:val="single" w:sz="4" w:space="0" w:color="BBBBBB"/>
+              <w:left w:val="single" w:sz="4" w:space="0" w:color="BBBBBB"/>
+              <w:bottom w:val="single" w:sz="4" w:space="0" w:color="BBBBBB"/>
+              <w:right w:val="single" w:sz="4" w:space="0" w:color="BBBBBB"/>
+            </w:tcBorders>
+            <w:tcMar>
+              <w:top w:w="60" w:type="dxa"/>
+              <w:left w:w="90" w:type="dxa"/>
+              <w:bottom w:w="60" w:type="dxa"/>
+              <w:right w:w="90" w:type="dxa"/>
+            </w:tcMar>
+          </w:tcPr>
+          <w:p>
+            <w:r>
+              <w:rPr>
+                <w:sz w:val="18"/>
+                <w:szCs w:val="18"/>
+              </w:rPr>
+              <w:t>נענה ע״י t4 — “התפלגות המיקומים לפי גודל תחרות”. המדד “מיקום ממוצע” רגיש לחריגים והוחלף בהתפלגות (מדד עדיף), בהתאם להחלטה הכללית להחליף ממוצע במיקום גבוה/נמוך + התפלגות.</w:t>
+            </w:r>
+          </w:p>
+        </w:tc>
+      </w:tr>
+      <w:tr>
+        <w:tc>
+          <w:tcPr>
+            <w:tcW w:w="480" w:type="dxa"/>
+            <w:tcBorders>
+              <w:top w:val="single" w:sz="4" w:space="0" w:color="BBBBBB"/>
+              <w:left w:val="single" w:sz="4" w:space="0" w:color="BBBBBB"/>
+              <w:bottom w:val="single" w:sz="4" w:space="0" w:color="BBBBBB"/>
+              <w:right w:val="single" w:sz="4" w:space="0" w:color="BBBBBB"/>
+            </w:tcBorders>
+            <w:tcMar>
+              <w:top w:w="60" w:type="dxa"/>
+              <w:left w:w="90" w:type="dxa"/>
+              <w:bottom w:w="60" w:type="dxa"/>
+              <w:right w:w="90" w:type="dxa"/>
+            </w:tcMar>
+          </w:tcPr>
+          <w:p>
+            <w:pPr>
+              <w:jc w:val="center"/>
+            </w:pPr>
+            <w:r>
+              <w:rPr>
+                <w:b/>
+                <w:bCs/>
+                <w:sz w:val="18"/>
+                <w:szCs w:val="18"/>
+              </w:rPr>
+              <w:t>t10</w:t>
+            </w:r>
+          </w:p>
+        </w:tc>
+        <w:tc>
+          <w:tcPr>
+            <w:tcW w:w="1650" w:type="dxa"/>
+            <w:tcBorders>
+              <w:top w:val="single" w:sz="4" w:space="0" w:color="BBBBBB"/>
+              <w:left w:val="single" w:sz="4" w:space="0" w:color="BBBBBB"/>
+              <w:bottom w:val="single" w:sz="4" w:space="0" w:color="BBBBBB"/>
+              <w:right w:val="single" w:sz="4" w:space="0" w:color="BBBBBB"/>
+            </w:tcBorders>
+            <w:tcMar>
+              <w:top w:w="60" w:type="dxa"/>
+              <w:left w:w="90" w:type="dxa"/>
+              <w:bottom w:w="60" w:type="dxa"/>
+              <w:right w:w="90" w:type="dxa"/>
+            </w:tcMar>
+          </w:tcPr>
+          <w:p>
+            <w:r>
+              <w:rPr>
+                <w:sz w:val="16"/>
+                <w:szCs w:val="16"/>
+              </w:rPr>
+              <w:t>מדד רשומות הישג</w:t>
+            </w:r>
+          </w:p>
+        </w:tc>
+        <w:tc>
+          <w:tcPr>
+            <w:tcW w:w="2050" w:type="dxa"/>
+            <w:tcBorders>
+              <w:top w:val="single" w:sz="4" w:space="0" w:color="BBBBBB"/>
+              <w:left w:val="single" w:sz="4" w:space="0" w:color="BBBBBB"/>
+              <w:bottom w:val="single" w:sz="4" w:space="0" w:color="BBBBBB"/>
+              <w:right w:val="single" w:sz="4" w:space="0" w:color="BBBBBB"/>
+            </w:tcBorders>
+            <w:tcMar>
+              <w:top w:w="60" w:type="dxa"/>
+              <w:left w:w="90" w:type="dxa"/>
+              <w:bottom w:w="60" w:type="dxa"/>
+              <w:right w:w="90" w:type="dxa"/>
+            </w:tcMar>
+          </w:tcPr>
+          <w:p>
+            <w:r>
+              <w:rPr>
+                <w:sz w:val="18"/>
+                <w:szCs w:val="18"/>
+              </w:rPr>
+              <w:t>"רשומות הישג להעיף; סהר ושרון — להעלות מדד חלופי רצוי."</w:t>
+            </w:r>
+          </w:p>
+        </w:tc>
+        <w:tc>
+          <w:tcPr>
+            <w:tcW w:w="2050" w:type="dxa"/>
+            <w:tcBorders>
+              <w:top w:val="single" w:sz="4" w:space="0" w:color="BBBBBB"/>
+              <w:left w:val="single" w:sz="4" w:space="0" w:color="BBBBBB"/>
+              <w:bottom w:val="single" w:sz="4" w:space="0" w:color="BBBBBB"/>
+              <w:right w:val="single" w:sz="4" w:space="0" w:color="BBBBBB"/>
+            </w:tcBorders>
+            <w:tcMar>
+              <w:top w:w="60" w:type="dxa"/>
+              <w:left w:w="90" w:type="dxa"/>
+              <w:bottom w:w="60" w:type="dxa"/>
+              <w:right w:w="90" w:type="dxa"/>
+            </w:tcMar>
+          </w:tcPr>
+          <w:p>
+            <w:r>
+              <w:rPr>
+                <w:sz w:val="18"/>
+                <w:szCs w:val="18"/>
+              </w:rPr>
+              <w:t>הסרת מדד רשומות הישג והגדרת מדד חלופי.</w:t>
+            </w:r>
+          </w:p>
+        </w:tc>
+        <w:tc>
+          <w:tcPr>
+            <w:tcW w:w="780" w:type="dxa"/>
+            <w:tcBorders>
+              <w:top w:val="single" w:sz="4" w:space="0" w:color="BBBBBB"/>
+              <w:left w:val="single" w:sz="4" w:space="0" w:color="BBBBBB"/>
+              <w:bottom w:val="single" w:sz="4" w:space="0" w:color="BBBBBB"/>
+              <w:right w:val="single" w:sz="4" w:space="0" w:color="BBBBBB"/>
+            </w:tcBorders>
+            <w:tcMar>
+              <w:top w:w="60" w:type="dxa"/>
+              <w:left w:w="90" w:type="dxa"/>
+              <w:bottom w:w="60" w:type="dxa"/>
+              <w:right w:w="90" w:type="dxa"/>
+            </w:tcMar>
+          </w:tcPr>
+          <w:p>
+            <w:pPr>
+              <w:jc w:val="center"/>
+            </w:pPr>
+            <w:r>
+              <w:rPr>
+                <w:sz w:val="16"/>
+                <w:szCs w:val="16"/>
+              </w:rPr>
+              <w:t>סהר/שרון</w:t>
+            </w:r>
+          </w:p>
+        </w:tc>
+        <w:tc>
+          <w:tcPr>
+            <w:tcW w:w="880" w:type="dxa"/>
+            <w:tcBorders>
+              <w:top w:val="single" w:sz="4" w:space="0" w:color="BBBBBB"/>
+              <w:left w:val="single" w:sz="4" w:space="0" w:color="BBBBBB"/>
+              <w:bottom w:val="single" w:sz="4" w:space="0" w:color="BBBBBB"/>
+              <w:right w:val="single" w:sz="4" w:space="0" w:color="BBBBBB"/>
+            </w:tcBorders>
+            <w:shd w:val="clear" w:color="auto" w:fill="FFE8CC"/>
+            <w:tcMar>
+              <w:top w:w="60" w:type="dxa"/>
+              <w:left w:w="90" w:type="dxa"/>
+              <w:bottom w:w="60" w:type="dxa"/>
+              <w:right w:w="90" w:type="dxa"/>
+            </w:tcMar>
+          </w:tcPr>
+          <w:p>
+            <w:pPr>
+              <w:jc w:val="center"/>
+            </w:pPr>
+            <w:r>
+              <w:rPr>
+                <w:b/>
+                <w:bCs/>
+                <w:sz w:val="18"/>
+                <w:szCs w:val="18"/>
+              </w:rPr>
+              <w:t>לעתיד</w:t>
+            </w:r>
+          </w:p>
+        </w:tc>
+        <w:tc>
+          <w:tcPr>
+            <w:tcW w:w="1850" w:type="dxa"/>
+            <w:tcBorders>
+              <w:top w:val="single" w:sz="4" w:space="0" w:color="BBBBBB"/>
+              <w:left w:val="single" w:sz="4" w:space="0" w:color="BBBBBB"/>
+              <w:bottom w:val="single" w:sz="4" w:space="0" w:color="BBBBBB"/>
+              <w:right w:val="single" w:sz="4" w:space="0" w:color="BBBBBB"/>
+            </w:tcBorders>
+            <w:tcMar>
+              <w:top w:w="60" w:type="dxa"/>
+              <w:left w:w="90" w:type="dxa"/>
+              <w:bottom w:w="60" w:type="dxa"/>
+              <w:right w:w="90" w:type="dxa"/>
+            </w:tcMar>
+          </w:tcPr>
+          <w:p>
+            <w:r>
+              <w:rPr>
+                <w:sz w:val="18"/>
+                <w:szCs w:val="18"/>
+              </w:rPr>
+              <w:t>ממתין למדד חלופי מסהר/שרון; מבטל את בסיס הספירה שב-t1.</w:t>
+            </w:r>
+          </w:p>
+        </w:tc>
+      </w:tr>
+      <w:tr>
+        <w:tc>
+          <w:tcPr>
+            <w:tcW w:w="480" w:type="dxa"/>
+            <w:tcBorders>
+              <w:top w:val="single" w:sz="4" w:space="0" w:color="BBBBBB"/>
+              <w:left w:val="single" w:sz="4" w:space="0" w:color="BBBBBB"/>
+              <w:bottom w:val="single" w:sz="4" w:space="0" w:color="BBBBBB"/>
+              <w:right w:val="single" w:sz="4" w:space="0" w:color="BBBBBB"/>
+            </w:tcBorders>
+            <w:tcMar>
+              <w:top w:w="60" w:type="dxa"/>
+              <w:left w:w="90" w:type="dxa"/>
+              <w:bottom w:w="60" w:type="dxa"/>
+              <w:right w:w="90" w:type="dxa"/>
+            </w:tcMar>
+          </w:tcPr>
+          <w:p>
+            <w:pPr>
+              <w:jc w:val="center"/>
+            </w:pPr>
+            <w:r>
+              <w:rPr>
+                <w:b/>
+                <w:bCs/>
+                <w:sz w:val="18"/>
+                <w:szCs w:val="18"/>
+              </w:rPr>
+              <w:t>t13</w:t>
+            </w:r>
+          </w:p>
+        </w:tc>
+        <w:tc>
+          <w:tcPr>
+            <w:tcW w:w="1650" w:type="dxa"/>
+            <w:tcBorders>
+              <w:top w:val="single" w:sz="4" w:space="0" w:color="BBBBBB"/>
+              <w:left w:val="single" w:sz="4" w:space="0" w:color="BBBBBB"/>
+              <w:bottom w:val="single" w:sz="4" w:space="0" w:color="BBBBBB"/>
+              <w:right w:val="single" w:sz="4" w:space="0" w:color="BBBBBB"/>
+            </w:tcBorders>
+            <w:tcMar>
+              <w:top w:w="60" w:type="dxa"/>
+              <w:left w:w="90" w:type="dxa"/>
+              <w:bottom w:w="60" w:type="dxa"/>
+              <w:right w:w="90" w:type="dxa"/>
+            </w:tcMar>
+          </w:tcPr>
+          <w:p>
+            <w:r>
+              <w:rPr>
+                <w:sz w:val="16"/>
+                <w:szCs w:val="16"/>
+              </w:rPr>
+              <w:t>מיקום בתחרות</w:t>
+            </w:r>
+          </w:p>
+        </w:tc>
+        <w:tc>
+          <w:tcPr>
+            <w:tcW w:w="2050" w:type="dxa"/>
+            <w:tcBorders>
+              <w:top w:val="single" w:sz="4" w:space="0" w:color="BBBBBB"/>
+              <w:left w:val="single" w:sz="4" w:space="0" w:color="BBBBBB"/>
+              <w:bottom w:val="single" w:sz="4" w:space="0" w:color="BBBBBB"/>
+              <w:right w:val="single" w:sz="4" w:space="0" w:color="BBBBBB"/>
+            </w:tcBorders>
+            <w:tcMar>
+              <w:top w:w="60" w:type="dxa"/>
+              <w:left w:w="90" w:type="dxa"/>
+              <w:bottom w:w="60" w:type="dxa"/>
+              <w:right w:w="90" w:type="dxa"/>
+            </w:tcMar>
+          </w:tcPr>
+          <w:p>
+            <w:r>
+              <w:rPr>
+                <w:sz w:val="18"/>
+                <w:szCs w:val="18"/>
+              </w:rPr>
+              <w:t>"מקום 1 מתייחס גם למוקדמות וגם לאליפות עצמה; הדאטה כרגע דרושה ENUM."</w:t>
+            </w:r>
+          </w:p>
+        </w:tc>
+        <w:tc>
+          <w:tcPr>
+            <w:tcW w:w="2050" w:type="dxa"/>
+            <w:tcBorders>
+              <w:top w:val="single" w:sz="4" w:space="0" w:color="BBBBBB"/>
+              <w:left w:val="single" w:sz="4" w:space="0" w:color="BBBBBB"/>
+              <w:bottom w:val="single" w:sz="4" w:space="0" w:color="BBBBBB"/>
+              <w:right w:val="single" w:sz="4" w:space="0" w:color="BBBBBB"/>
+            </w:tcBorders>
+            <w:tcMar>
+              <w:top w:w="60" w:type="dxa"/>
+              <w:left w:w="90" w:type="dxa"/>
+              <w:bottom w:w="60" w:type="dxa"/>
+              <w:right w:w="90" w:type="dxa"/>
+            </w:tcMar>
+          </w:tcPr>
+          <w:p>
+            <w:r>
+              <w:rPr>
+                <w:sz w:val="18"/>
+                <w:szCs w:val="18"/>
+              </w:rPr>
+              <w:t>הבהרה: מקום 1 כולל גם מוקדמות וגם את האליפות עצמה; נדרשת הגדרה אחידה של ערכי המיקום.</w:t>
+            </w:r>
+          </w:p>
+        </w:tc>
+        <w:tc>
+          <w:tcPr>
+            <w:tcW w:w="780" w:type="dxa"/>
+            <w:tcBorders>
+              <w:top w:val="single" w:sz="4" w:space="0" w:color="BBBBBB"/>
+              <w:left w:val="single" w:sz="4" w:space="0" w:color="BBBBBB"/>
+              <w:bottom w:val="single" w:sz="4" w:space="0" w:color="BBBBBB"/>
+              <w:right w:val="single" w:sz="4" w:space="0" w:color="BBBBBB"/>
+            </w:tcBorders>
+            <w:tcMar>
+              <w:top w:w="60" w:type="dxa"/>
+              <w:left w:w="90" w:type="dxa"/>
+              <w:bottom w:w="60" w:type="dxa"/>
+              <w:right w:w="90" w:type="dxa"/>
+            </w:tcMar>
+          </w:tcPr>
+          <w:p>
+            <w:pPr>
+              <w:jc w:val="center"/>
+            </w:pPr>
+            <w:r>
+              <w:rPr>
+                <w:sz w:val="16"/>
+                <w:szCs w:val="16"/>
+              </w:rPr>
+              <w:t>לקוח</w:t>
+            </w:r>
+          </w:p>
+        </w:tc>
+        <w:tc>
+          <w:tcPr>
+            <w:tcW w:w="880" w:type="dxa"/>
+            <w:tcBorders>
+              <w:top w:val="single" w:sz="4" w:space="0" w:color="BBBBBB"/>
+              <w:left w:val="single" w:sz="4" w:space="0" w:color="BBBBBB"/>
+              <w:bottom w:val="single" w:sz="4" w:space="0" w:color="BBBBBB"/>
+              <w:right w:val="single" w:sz="4" w:space="0" w:color="BBBBBB"/>
+            </w:tcBorders>
+            <w:shd w:val="clear" w:color="auto" w:fill="FFE8CC"/>
+            <w:tcMar>
+              <w:top w:w="60" w:type="dxa"/>
+              <w:left w:w="90" w:type="dxa"/>
+              <w:bottom w:w="60" w:type="dxa"/>
+              <w:right w:w="90" w:type="dxa"/>
+            </w:tcMar>
+          </w:tcPr>
+          <w:p>
+            <w:pPr>
+              <w:jc w:val="center"/>
+            </w:pPr>
+            <w:r>
+              <w:rPr>
+                <w:b/>
+                <w:bCs/>
+                <w:sz w:val="18"/>
+                <w:szCs w:val="18"/>
+              </w:rPr>
+              <w:t>הבהרה</w:t>
+            </w:r>
+          </w:p>
+        </w:tc>
+        <w:tc>
+          <w:tcPr>
+            <w:tcW w:w="1850" w:type="dxa"/>
+            <w:tcBorders>
+              <w:top w:val="single" w:sz="4" w:space="0" w:color="BBBBBB"/>
+              <w:left w:val="single" w:sz="4" w:space="0" w:color="BBBBBB"/>
+              <w:bottom w:val="single" w:sz="4" w:space="0" w:color="BBBBBB"/>
+              <w:right w:val="single" w:sz="4" w:space="0" w:color="BBBBBB"/>
+            </w:tcBorders>
+            <w:tcMar>
+              <w:top w:w="60" w:type="dxa"/>
+              <w:left w:w="90" w:type="dxa"/>
+              <w:bottom w:w="60" w:type="dxa"/>
+              <w:right w:w="90" w:type="dxa"/>
+            </w:tcMar>
+          </w:tcPr>
+          <w:p>
+            <w:r>
+              <w:rPr>
+                <w:sz w:val="18"/>
+                <w:szCs w:val="18"/>
+              </w:rPr>
+              <w:t>הבהרת הגדרת המיקום; נדרשת הגדרת ערכים אחידה בעיבוד הנתונים.</w:t>
+            </w:r>
+          </w:p>
+        </w:tc>
+      </w:tr>
+      <w:tr>
+        <w:tc>
+          <w:tcPr>
+            <w:tcW w:w="480" w:type="dxa"/>
+            <w:tcBorders>
+              <w:top w:val="single" w:sz="4" w:space="0" w:color="BBBBBB"/>
+              <w:left w:val="single" w:sz="4" w:space="0" w:color="BBBBBB"/>
+              <w:bottom w:val="single" w:sz="4" w:space="0" w:color="BBBBBB"/>
+              <w:right w:val="single" w:sz="4" w:space="0" w:color="BBBBBB"/>
+            </w:tcBorders>
+            <w:tcMar>
+              <w:top w:w="60" w:type="dxa"/>
+              <w:left w:w="90" w:type="dxa"/>
+              <w:bottom w:w="60" w:type="dxa"/>
+              <w:right w:w="90" w:type="dxa"/>
+            </w:tcMar>
+          </w:tcPr>
+          <w:p>
+            <w:pPr>
+              <w:jc w:val="center"/>
+            </w:pPr>
+            <w:r>
+              <w:rPr>
+                <w:b/>
+                <w:bCs/>
+                <w:sz w:val="18"/>
+                <w:szCs w:val="18"/>
+              </w:rPr>
+              <w:t>t14</w:t>
+            </w:r>
+          </w:p>
+        </w:tc>
+        <w:tc>
+          <w:tcPr>
+            <w:tcW w:w="1650" w:type="dxa"/>
+            <w:tcBorders>
+              <w:top w:val="single" w:sz="4" w:space="0" w:color="BBBBBB"/>
+              <w:left w:val="single" w:sz="4" w:space="0" w:color="BBBBBB"/>
+              <w:bottom w:val="single" w:sz="4" w:space="0" w:color="BBBBBB"/>
+              <w:right w:val="single" w:sz="4" w:space="0" w:color="BBBBBB"/>
+            </w:tcBorders>
+            <w:tcMar>
+              <w:top w:w="60" w:type="dxa"/>
+              <w:left w:w="90" w:type="dxa"/>
+              <w:bottom w:w="60" w:type="dxa"/>
+              <w:right w:w="90" w:type="dxa"/>
+            </w:tcMar>
+          </w:tcPr>
+          <w:p>
+            <w:r>
+              <w:rPr>
+                <w:sz w:val="16"/>
+                <w:szCs w:val="16"/>
+              </w:rPr>
+              <w:t>מועד האליפות</w:t>
+            </w:r>
+          </w:p>
+        </w:tc>
+        <w:tc>
+          <w:tcPr>
+            <w:tcW w:w="2050" w:type="dxa"/>
+            <w:tcBorders>
+              <w:top w:val="single" w:sz="4" w:space="0" w:color="BBBBBB"/>
+              <w:left w:val="single" w:sz="4" w:space="0" w:color="BBBBBB"/>
+              <w:bottom w:val="single" w:sz="4" w:space="0" w:color="BBBBBB"/>
+              <w:right w:val="single" w:sz="4" w:space="0" w:color="BBBBBB"/>
+            </w:tcBorders>
+            <w:tcMar>
+              <w:top w:w="60" w:type="dxa"/>
+              <w:left w:w="90" w:type="dxa"/>
+              <w:bottom w:w="60" w:type="dxa"/>
+              <w:right w:w="90" w:type="dxa"/>
+            </w:tcMar>
+          </w:tcPr>
+          <w:p>
+            <w:r>
+              <w:rPr>
+                <w:sz w:val="18"/>
+                <w:szCs w:val="18"/>
+              </w:rPr>
+              <w:t>"לשים לב שמציגים את מועד סיום האליפות."</w:t>
+            </w:r>
+          </w:p>
+        </w:tc>
+        <w:tc>
+          <w:tcPr>
+            <w:tcW w:w="2050" w:type="dxa"/>
+            <w:tcBorders>
+              <w:top w:val="single" w:sz="4" w:space="0" w:color="BBBBBB"/>
+              <w:left w:val="single" w:sz="4" w:space="0" w:color="BBBBBB"/>
+              <w:bottom w:val="single" w:sz="4" w:space="0" w:color="BBBBBB"/>
+              <w:right w:val="single" w:sz="4" w:space="0" w:color="BBBBBB"/>
+            </w:tcBorders>
+            <w:tcMar>
+              <w:top w:w="60" w:type="dxa"/>
+              <w:left w:w="90" w:type="dxa"/>
+              <w:bottom w:w="60" w:type="dxa"/>
+              <w:right w:w="90" w:type="dxa"/>
+            </w:tcMar>
+          </w:tcPr>
+          <w:p>
+            <w:r>
+              <w:rPr>
+                <w:sz w:val="18"/>
+                <w:szCs w:val="18"/>
+              </w:rPr>
+              <w:t>הבהרה: המועד המוצג הוא מועד סיום האליפות.</w:t>
+            </w:r>
+          </w:p>
+        </w:tc>
+        <w:tc>
+          <w:tcPr>
+            <w:tcW w:w="780" w:type="dxa"/>
+            <w:tcBorders>
+              <w:top w:val="single" w:sz="4" w:space="0" w:color="BBBBBB"/>
+              <w:left w:val="single" w:sz="4" w:space="0" w:color="BBBBBB"/>
+              <w:bottom w:val="single" w:sz="4" w:space="0" w:color="BBBBBB"/>
+              <w:right w:val="single" w:sz="4" w:space="0" w:color="BBBBBB"/>
+            </w:tcBorders>
+            <w:tcMar>
+              <w:top w:w="60" w:type="dxa"/>
+              <w:left w:w="90" w:type="dxa"/>
+              <w:bottom w:w="60" w:type="dxa"/>
+              <w:right w:w="90" w:type="dxa"/>
+            </w:tcMar>
+          </w:tcPr>
+          <w:p>
+            <w:pPr>
+              <w:jc w:val="center"/>
+            </w:pPr>
+            <w:r>
+              <w:rPr>
+                <w:sz w:val="16"/>
+                <w:szCs w:val="16"/>
+              </w:rPr>
+              <w:t>לקוח</w:t>
+            </w:r>
+          </w:p>
+        </w:tc>
+        <w:tc>
+          <w:tcPr>
+            <w:tcW w:w="880" w:type="dxa"/>
+            <w:tcBorders>
+              <w:top w:val="single" w:sz="4" w:space="0" w:color="BBBBBB"/>
+              <w:left w:val="single" w:sz="4" w:space="0" w:color="BBBBBB"/>
+              <w:bottom w:val="single" w:sz="4" w:space="0" w:color="BBBBBB"/>
+              <w:right w:val="single" w:sz="4" w:space="0" w:color="BBBBBB"/>
+            </w:tcBorders>
+            <w:shd w:val="clear" w:color="auto" w:fill="FFE8CC"/>
+            <w:tcMar>
+              <w:top w:w="60" w:type="dxa"/>
+              <w:left w:w="90" w:type="dxa"/>
+              <w:bottom w:w="60" w:type="dxa"/>
+              <w:right w:w="90" w:type="dxa"/>
+            </w:tcMar>
+          </w:tcPr>
+          <w:p>
+            <w:pPr>
+              <w:jc w:val="center"/>
+            </w:pPr>
+            <w:r>
+              <w:rPr>
+                <w:b/>
+                <w:bCs/>
+                <w:sz w:val="18"/>
+                <w:szCs w:val="18"/>
+              </w:rPr>
+              <w:t>הבהרה</w:t>
+            </w:r>
+          </w:p>
+        </w:tc>
+        <w:tc>
+          <w:tcPr>
+            <w:tcW w:w="1850" w:type="dxa"/>
+            <w:tcBorders>
+              <w:top w:val="single" w:sz="4" w:space="0" w:color="BBBBBB"/>
+              <w:left w:val="single" w:sz="4" w:space="0" w:color="BBBBBB"/>
+              <w:bottom w:val="single" w:sz="4" w:space="0" w:color="BBBBBB"/>
+              <w:right w:val="single" w:sz="4" w:space="0" w:color="BBBBBB"/>
+            </w:tcBorders>
+            <w:tcMar>
+              <w:top w:w="60" w:type="dxa"/>
+              <w:left w:w="90" w:type="dxa"/>
+              <w:bottom w:w="60" w:type="dxa"/>
+              <w:right w:w="90" w:type="dxa"/>
+            </w:tcMar>
+          </w:tcPr>
+          <w:p>
+            <w:r>
+              <w:rPr>
+                <w:sz w:val="18"/>
+                <w:szCs w:val="18"/>
+              </w:rPr>
+              <w:t>תיאום ציפיות על שדה המועד.</w:t>
+            </w:r>
+          </w:p>
+        </w:tc>
+      </w:tr>
+      <w:tr>
+        <w:tc>
+          <w:tcPr>
+            <w:tcW w:w="480" w:type="dxa"/>
+            <w:tcBorders>
+              <w:top w:val="single" w:sz="4" w:space="0" w:color="BBBBBB"/>
+              <w:left w:val="single" w:sz="4" w:space="0" w:color="BBBBBB"/>
+              <w:bottom w:val="single" w:sz="4" w:space="0" w:color="BBBBBB"/>
+              <w:right w:val="single" w:sz="4" w:space="0" w:color="BBBBBB"/>
+            </w:tcBorders>
+            <w:tcMar>
+              <w:top w:w="60" w:type="dxa"/>
+              <w:left w:w="90" w:type="dxa"/>
+              <w:bottom w:w="60" w:type="dxa"/>
+              <w:right w:w="90" w:type="dxa"/>
+            </w:tcMar>
+          </w:tcPr>
+          <w:p>
+            <w:pPr>
+              <w:jc w:val="center"/>
+            </w:pPr>
+            <w:r>
+              <w:rPr>
+                <w:b/>
+                <w:bCs/>
+                <w:sz w:val="18"/>
+                <w:szCs w:val="18"/>
+              </w:rPr>
+              <w:t>t15</w:t>
+            </w:r>
+          </w:p>
+        </w:tc>
+        <w:tc>
+          <w:tcPr>
+            <w:tcW w:w="1650" w:type="dxa"/>
+            <w:tcBorders>
+              <w:top w:val="single" w:sz="4" w:space="0" w:color="BBBBBB"/>
+              <w:left w:val="single" w:sz="4" w:space="0" w:color="BBBBBB"/>
+              <w:bottom w:val="single" w:sz="4" w:space="0" w:color="BBBBBB"/>
+              <w:right w:val="single" w:sz="4" w:space="0" w:color="BBBBBB"/>
+            </w:tcBorders>
+            <w:tcMar>
+              <w:top w:w="60" w:type="dxa"/>
+              <w:left w:w="90" w:type="dxa"/>
+              <w:bottom w:w="60" w:type="dxa"/>
+              <w:right w:w="90" w:type="dxa"/>
+            </w:tcMar>
+          </w:tcPr>
+          <w:p>
+            <w:r>
+              <w:rPr>
+                <w:sz w:val="16"/>
+                <w:szCs w:val="16"/>
+              </w:rPr>
+              <w:t>מקור הנתונים</w:t>
+            </w:r>
+          </w:p>
+        </w:tc>
+        <w:tc>
+          <w:tcPr>
+            <w:tcW w:w="2050" w:type="dxa"/>
+            <w:tcBorders>
+              <w:top w:val="single" w:sz="4" w:space="0" w:color="BBBBBB"/>
+              <w:left w:val="single" w:sz="4" w:space="0" w:color="BBBBBB"/>
+              <w:bottom w:val="single" w:sz="4" w:space="0" w:color="BBBBBB"/>
+              <w:right w:val="single" w:sz="4" w:space="0" w:color="BBBBBB"/>
+            </w:tcBorders>
+            <w:tcMar>
+              <w:top w:w="60" w:type="dxa"/>
+              <w:left w:w="90" w:type="dxa"/>
+              <w:bottom w:w="60" w:type="dxa"/>
+              <w:right w:w="90" w:type="dxa"/>
+            </w:tcMar>
+          </w:tcPr>
+          <w:p>
+            <w:r>
+              <w:rPr>
+                <w:sz w:val="18"/>
+                <w:szCs w:val="18"/>
+              </w:rPr>
+              <w:t>"הדיווח דרך היחידות המקצועיות, READY MADE; המערכת מסננת כפילויות באותה שנה."</w:t>
+            </w:r>
+          </w:p>
+        </w:tc>
+        <w:tc>
+          <w:tcPr>
+            <w:tcW w:w="2050" w:type="dxa"/>
+            <w:tcBorders>
+              <w:top w:val="single" w:sz="4" w:space="0" w:color="BBBBBB"/>
+              <w:left w:val="single" w:sz="4" w:space="0" w:color="BBBBBB"/>
+              <w:bottom w:val="single" w:sz="4" w:space="0" w:color="BBBBBB"/>
+              <w:right w:val="single" w:sz="4" w:space="0" w:color="BBBBBB"/>
+            </w:tcBorders>
+            <w:tcMar>
+              <w:top w:w="60" w:type="dxa"/>
+              <w:left w:w="90" w:type="dxa"/>
+              <w:bottom w:w="60" w:type="dxa"/>
+              <w:right w:w="90" w:type="dxa"/>
+            </w:tcMar>
+          </w:tcPr>
+          <w:p>
+            <w:r>
+              <w:rPr>
+                <w:sz w:val="18"/>
+                <w:szCs w:val="18"/>
+              </w:rPr>
+              <w:t>הבהרה: הנתונים מתקבלים מוכנים מהיחידות המקצועיות; המערכת מסננת כפילויות באותה שנה.</w:t>
+            </w:r>
+          </w:p>
+        </w:tc>
+        <w:tc>
+          <w:tcPr>
+            <w:tcW w:w="780" w:type="dxa"/>
+            <w:tcBorders>
+              <w:top w:val="single" w:sz="4" w:space="0" w:color="BBBBBB"/>
+              <w:left w:val="single" w:sz="4" w:space="0" w:color="BBBBBB"/>
+              <w:bottom w:val="single" w:sz="4" w:space="0" w:color="BBBBBB"/>
+              <w:right w:val="single" w:sz="4" w:space="0" w:color="BBBBBB"/>
+            </w:tcBorders>
+            <w:tcMar>
+              <w:top w:w="60" w:type="dxa"/>
+              <w:left w:w="90" w:type="dxa"/>
+              <w:bottom w:w="60" w:type="dxa"/>
+              <w:right w:w="90" w:type="dxa"/>
+            </w:tcMar>
+          </w:tcPr>
+          <w:p>
+            <w:pPr>
+              <w:jc w:val="center"/>
+            </w:pPr>
+            <w:r>
+              <w:rPr>
+                <w:sz w:val="16"/>
+                <w:szCs w:val="16"/>
+              </w:rPr>
+              <w:t>לקוח</w:t>
+            </w:r>
+          </w:p>
+        </w:tc>
+        <w:tc>
+          <w:tcPr>
+            <w:tcW w:w="880" w:type="dxa"/>
+            <w:tcBorders>
+              <w:top w:val="single" w:sz="4" w:space="0" w:color="BBBBBB"/>
+              <w:left w:val="single" w:sz="4" w:space="0" w:color="BBBBBB"/>
+              <w:bottom w:val="single" w:sz="4" w:space="0" w:color="BBBBBB"/>
+              <w:right w:val="single" w:sz="4" w:space="0" w:color="BBBBBB"/>
+            </w:tcBorders>
+            <w:shd w:val="clear" w:color="auto" w:fill="FFE8CC"/>
+            <w:tcMar>
+              <w:top w:w="60" w:type="dxa"/>
+              <w:left w:w="90" w:type="dxa"/>
+              <w:bottom w:w="60" w:type="dxa"/>
+              <w:right w:w="90" w:type="dxa"/>
+            </w:tcMar>
+          </w:tcPr>
+          <w:p>
+            <w:pPr>
+              <w:jc w:val="center"/>
+            </w:pPr>
+            <w:r>
+              <w:rPr>
+                <w:b/>
+                <w:bCs/>
+                <w:sz w:val="18"/>
+                <w:szCs w:val="18"/>
+              </w:rPr>
+              <w:t>הבהרה</w:t>
+            </w:r>
+          </w:p>
+        </w:tc>
+        <w:tc>
+          <w:tcPr>
+            <w:tcW w:w="1850" w:type="dxa"/>
+            <w:tcBorders>
+              <w:top w:val="single" w:sz="4" w:space="0" w:color="BBBBBB"/>
+              <w:left w:val="single" w:sz="4" w:space="0" w:color="BBBBBB"/>
+              <w:bottom w:val="single" w:sz="4" w:space="0" w:color="BBBBBB"/>
+              <w:right w:val="single" w:sz="4" w:space="0" w:color="BBBBBB"/>
+            </w:tcBorders>
+            <w:tcMar>
+              <w:top w:w="60" w:type="dxa"/>
+              <w:left w:w="90" w:type="dxa"/>
+              <w:bottom w:w="60" w:type="dxa"/>
+              <w:right w:w="90" w:type="dxa"/>
+            </w:tcMar>
+          </w:tcPr>
+          <w:p>
+            <w:r>
+              <w:rPr>
+                <w:sz w:val="18"/>
+                <w:szCs w:val="18"/>
+              </w:rPr>
+              <w:t>תיעוד מקור ואמינות הנתונים.</w:t>
             </w:r>
           </w:p>
         </w:tc>

--- a/טבלת_שינויים_מאושרים_לפיתוח.docx
+++ b/טבלת_שינויים_מאושרים_לפיתוח.docx
@@ -27,7 +27,7 @@
         <w:spacing w:after="120"/>
       </w:pPr>
       <w:r>
-        <w:t>מסמך זה מרכז את כלל ההערות מקובצי המוקאפ המוערים בתיקיות טובה, נורית ושרון (כולל לימור), שורה לכל פעולה. לכל פעולה נקבעה החלטה — לפיתוח, לעתיד או בוטל — וטור סיבה המנמק אותה. המוקאפ הקיים בתוספת הפעולות המסומנות "לפיתוח" מהווים את ההגדרה המאושרת לפיתוח.</w:t>
+        <w:t>מסמך זה מרכז את כלל ההערות מקובצי המוקאפ המוערים בתיקיות טובה, נורית ושרון (כולל לימור), שורה לכל פעולה. לכל פעולה נקבעה החלטה — לפיתוח, הבהרה, לעתיד או בוטל — וטור סיבה המנמק אותה. המוקאפ הקיים בתוספת הפעולות המסומנות "לפיתוח" מהווים את ההגדרה המאושרת לפיתוח.</w:t>
       </w:r>
     </w:p>
     <w:tbl>
@@ -10030,7 +10030,7 @@
                 <w:sz w:val="18"/>
                 <w:szCs w:val="18"/>
               </w:rPr>
-              <w:t xml:space="preserve">הצעה: "שכבת גיל" = קטגוריה לפי גיל הספורטאי; "שכבת גיל תחרות" = הקטגוריה שבה התחרה בפועל; ליישר שמות הערכים לדשבורד ספורטאים.</w:t>
+              <w:t xml:space="preserve">הגדרה: "שכבת גיל" = קטגוריה לפי גיל הספורטאי; "שכבת גיל תחרות" = הקטגוריה שבה התחרה בפועל; שמות הערכים ייושרו מול דשבורד ספורטאים.</w:t>
             </w:r>
           </w:p>
         </w:tc>
@@ -10229,7 +10229,7 @@
                 <w:sz w:val="18"/>
                 <w:szCs w:val="18"/>
               </w:rPr>
-              <w:t xml:space="preserve">הצעה (לאישור): התחרות נספרת לפי דרג — דרג א׳ ≥12 מדינות, דרג נמוך ≥5 מדינות; "סה"כ משתתפים" = מספר הספורטאים בתחרויות שנספרו.</w:t>
+              <w:t xml:space="preserve">הגדרה: "סף מספר מדינות" = מספר המדינות שהשתתפו בתחרות; "סה"כ משתתפים" = מספר הספורטאים שהשתתפו בתחרות.</w:t>
             </w:r>
           </w:p>
         </w:tc>
@@ -10340,7 +10340,7 @@
                 <w:sz w:val="18"/>
                 <w:szCs w:val="18"/>
               </w:rPr>
-              <w:t xml:space="preserve">הגדרת "התפלגות לפי סוג תחרות" — האם מבוססת ניקוד הישגיות.</w:t>
+              <w:t xml:space="preserve">הגדרת בסיס החישוב של "התפלגות לפי סוג תחרות".</w:t>
             </w:r>
           </w:p>
         </w:tc>
@@ -10427,7 +10427,7 @@
                 <w:sz w:val="18"/>
                 <w:szCs w:val="18"/>
               </w:rPr>
-              <w:t xml:space="preserve">הצעה: ההתפלגות מבוססת ניקוד הישגיות מצרפי לכל סוג תחרות, לא ספירת משתתפים.</w:t>
+              <w:t xml:space="preserve">הגדרה: ההתפלגות מבוססת ספירת רשומות הישג (כניסות לתחרות) לכל סוג תחרות — לא ניקוד.</w:t>
             </w:r>
           </w:p>
         </w:tc>
@@ -10625,7 +10625,7 @@
                 <w:sz w:val="18"/>
                 <w:szCs w:val="18"/>
               </w:rPr>
-              <w:t xml:space="preserve">הצעה: "מספר זכיות" = מדליות/מיקומים מזכים (1–3); "מספר משתתפים" = ספורטאים שהשתתפו באותן תחרויות.</w:t>
+              <w:t xml:space="preserve">הגדרה: "מספר זכיות" = מדליות/מיקומים מזכים (1–3); "מספר משתתפים" = ספורטאים שהשתתפו באותן תחרויות.</w:t>
             </w:r>
           </w:p>
         </w:tc>
